--- a/SEM 3/Android(MCA307)/Android LAB RECORD @anshad.docx
+++ b/SEM 3/Android(MCA307)/Android LAB RECORD @anshad.docx
@@ -2,13 +2,2074 @@
 <file path=word/document.xml><?xml version="1.0" encoding="utf-8"?>
 <w:document xmlns:wpc="http://schemas.microsoft.com/office/word/2010/wordprocessingCanvas" xmlns:mc="http://schemas.openxmlformats.org/markup-compatibility/2006" xmlns:o="urn:schemas-microsoft-com:office:office" xmlns:r="http://schemas.openxmlformats.org/officeDocument/2006/relationships" xmlns:m="http://schemas.openxmlformats.org/officeDocument/2006/math" xmlns:v="urn:schemas-microsoft-com:vml" xmlns:wp14="http://schemas.microsoft.com/office/word/2010/wordprocessingDrawing" xmlns:wp="http://schemas.openxmlformats.org/drawingml/2006/wordprocessingDrawing" xmlns:w="http://schemas.openxmlformats.org/wordprocessingml/2006/main" xmlns:w14="http://schemas.microsoft.com/office/word/2010/wordml" xmlns:w10="urn:schemas-microsoft-com:office:word" xmlns:w15="http://schemas.microsoft.com/office/word/2012/wordml" xmlns:wpg="http://schemas.microsoft.com/office/word/2010/wordprocessingGroup" xmlns:wpi="http://schemas.microsoft.com/office/word/2010/wordprocessingInk" xmlns:wne="http://schemas.microsoft.com/office/word/2006/wordml" xmlns:wps="http://schemas.microsoft.com/office/word/2010/wordprocessingShape" xmlns:wpsCustomData="http://www.wps.cn/officeDocument/2013/wpsCustomData" mc:Ignorable="w14 w15 wp14">
   <w:body>
+    <w:tbl>
+      <w:tblPr>
+        <w:tblStyle w:val="4"/>
+        <w:tblpPr w:leftFromText="180" w:rightFromText="180" w:vertAnchor="page" w:horzAnchor="page" w:tblpX="985" w:tblpY="939"/>
+        <w:tblOverlap w:val="never"/>
+        <w:tblW w:w="0" w:type="auto"/>
+        <w:tblInd w:w="0" w:type="dxa"/>
+        <w:tblBorders>
+          <w:top w:val="single" w:color="auto" w:sz="4" w:space="0"/>
+          <w:left w:val="single" w:color="auto" w:sz="4" w:space="0"/>
+          <w:bottom w:val="single" w:color="auto" w:sz="4" w:space="0"/>
+          <w:right w:val="single" w:color="auto" w:sz="4" w:space="0"/>
+          <w:insideH w:val="single" w:color="auto" w:sz="4" w:space="0"/>
+          <w:insideV w:val="single" w:color="auto" w:sz="4" w:space="0"/>
+        </w:tblBorders>
+        <w:tblLayout w:type="autofit"/>
+        <w:tblCellMar>
+          <w:top w:w="0" w:type="dxa"/>
+          <w:left w:w="108" w:type="dxa"/>
+          <w:bottom w:w="0" w:type="dxa"/>
+          <w:right w:w="108" w:type="dxa"/>
+        </w:tblCellMar>
+      </w:tblPr>
+      <w:tblGrid>
+        <w:gridCol w:w="10180"/>
+      </w:tblGrid>
+      <w:tr>
+        <w:tblPrEx>
+          <w:tblBorders>
+            <w:top w:val="single" w:color="auto" w:sz="4" w:space="0"/>
+            <w:left w:val="single" w:color="auto" w:sz="4" w:space="0"/>
+            <w:bottom w:val="single" w:color="auto" w:sz="4" w:space="0"/>
+            <w:right w:val="single" w:color="auto" w:sz="4" w:space="0"/>
+            <w:insideH w:val="single" w:color="auto" w:sz="4" w:space="0"/>
+            <w:insideV w:val="single" w:color="auto" w:sz="4" w:space="0"/>
+          </w:tblBorders>
+          <w:tblCellMar>
+            <w:top w:w="0" w:type="dxa"/>
+            <w:left w:w="108" w:type="dxa"/>
+            <w:bottom w:w="0" w:type="dxa"/>
+            <w:right w:w="108" w:type="dxa"/>
+          </w:tblCellMar>
+        </w:tblPrEx>
+        <w:trPr>
+          <w:trHeight w:val="479" w:hRule="atLeast"/>
+        </w:trPr>
+        <w:tc>
+          <w:tcPr>
+            <w:tcW w:w="10180" w:type="dxa"/>
+            <w:tcBorders>
+              <w:top w:val="single" w:color="000000" w:sz="8" w:space="0"/>
+              <w:left w:val="single" w:color="000000" w:sz="8" w:space="0"/>
+              <w:bottom w:val="single" w:color="000000" w:sz="8" w:space="0"/>
+              <w:right w:val="single" w:color="000000" w:sz="8" w:space="0"/>
+            </w:tcBorders>
+            <w:shd w:val="clear" w:color="auto" w:fill="000000"/>
+          </w:tcPr>
+          <w:p>
+            <w:pPr>
+              <w:rPr>
+                <w:rFonts w:hint="default"/>
+                <w:color w:val="FFFFFF"/>
+                <w:vertAlign w:val="baseline"/>
+                <w:lang w:val="en-US"/>
+              </w:rPr>
+            </w:pPr>
+            <w:r>
+              <w:rPr>
+                <w:rFonts w:hint="default" w:ascii="Times New Roman" w:hAnsi="Times New Roman" w:cs="Times New Roman"/>
+                <w:b/>
+                <w:bCs/>
+                <w:color w:val="FFFFFF"/>
+                <w:sz w:val="28"/>
+                <w:szCs w:val="28"/>
+              </w:rPr>
+              <w:t>PROGRAM : 1</w:t>
+            </w:r>
+          </w:p>
+        </w:tc>
+      </w:tr>
+      <w:tr>
+        <w:tblPrEx>
+          <w:tblBorders>
+            <w:top w:val="single" w:color="auto" w:sz="4" w:space="0"/>
+            <w:left w:val="single" w:color="auto" w:sz="4" w:space="0"/>
+            <w:bottom w:val="single" w:color="auto" w:sz="4" w:space="0"/>
+            <w:right w:val="single" w:color="auto" w:sz="4" w:space="0"/>
+            <w:insideH w:val="single" w:color="auto" w:sz="4" w:space="0"/>
+            <w:insideV w:val="single" w:color="auto" w:sz="4" w:space="0"/>
+          </w:tblBorders>
+          <w:tblCellMar>
+            <w:top w:w="0" w:type="dxa"/>
+            <w:left w:w="108" w:type="dxa"/>
+            <w:bottom w:w="0" w:type="dxa"/>
+            <w:right w:w="108" w:type="dxa"/>
+          </w:tblCellMar>
+        </w:tblPrEx>
+        <w:trPr>
+          <w:trHeight w:val="514" w:hRule="atLeast"/>
+        </w:trPr>
+        <w:tc>
+          <w:tcPr>
+            <w:tcW w:w="10180" w:type="dxa"/>
+            <w:tcBorders>
+              <w:top w:val="single" w:color="000000" w:sz="8" w:space="0"/>
+              <w:left w:val="single" w:color="000000" w:sz="8" w:space="0"/>
+              <w:bottom w:val="single" w:color="000000" w:sz="8" w:space="0"/>
+              <w:right w:val="single" w:color="000000" w:sz="8" w:space="0"/>
+            </w:tcBorders>
+            <w:shd w:val="clear" w:color="auto" w:fill="FFFFFF"/>
+          </w:tcPr>
+          <w:p>
+            <w:pPr>
+              <w:keepNext w:val="0"/>
+              <w:keepLines w:val="0"/>
+              <w:widowControl/>
+              <w:suppressLineNumbers w:val="0"/>
+              <w:jc w:val="left"/>
+              <w:rPr>
+                <w:rFonts w:hint="default"/>
+                <w:color w:val="000000"/>
+                <w:vertAlign w:val="baseline"/>
+                <w:lang w:val="en-US"/>
+              </w:rPr>
+            </w:pPr>
+            <w:r>
+              <w:rPr>
+                <w:rFonts w:hint="default" w:ascii="Times New Roman" w:hAnsi="Times New Roman" w:eastAsia="SimSun" w:cs="Times New Roman"/>
+                <w:b/>
+                <w:bCs/>
+                <w:color w:val="000000"/>
+                <w:kern w:val="0"/>
+                <w:sz w:val="28"/>
+                <w:szCs w:val="28"/>
+                <w:lang w:val="en-US" w:eastAsia="zh-CN" w:bidi="ar"/>
+              </w:rPr>
+              <w:t>Create an app that displays your name and email id.</w:t>
+            </w:r>
+            <w:r>
+              <w:rPr>
+                <w:rFonts w:hint="default" w:ascii="Times New Roman" w:hAnsi="Times New Roman" w:eastAsia="SimSun" w:cs="Times New Roman"/>
+                <w:color w:val="000000"/>
+                <w:kern w:val="0"/>
+                <w:sz w:val="28"/>
+                <w:szCs w:val="28"/>
+                <w:lang w:val="en-US" w:eastAsia="zh-CN" w:bidi="ar"/>
+              </w:rPr>
+              <w:t xml:space="preserve"> </w:t>
+            </w:r>
+          </w:p>
+        </w:tc>
+      </w:tr>
+    </w:tbl>
     <w:p>
+      <w:pPr>
+        <w:rPr>
+          <w:rFonts w:hint="default"/>
+          <w:lang w:val="en-US"/>
+        </w:rPr>
+      </w:pPr>
+    </w:p>
+    <w:tbl>
+      <w:tblPr>
+        <w:tblStyle w:val="4"/>
+        <w:tblpPr w:leftFromText="180" w:rightFromText="180" w:vertAnchor="text" w:horzAnchor="page" w:tblpX="924" w:tblpY="567"/>
+        <w:tblOverlap w:val="never"/>
+        <w:tblW w:w="0" w:type="auto"/>
+        <w:tblInd w:w="0" w:type="dxa"/>
+        <w:tblBorders>
+          <w:top w:val="single" w:color="auto" w:sz="4" w:space="0"/>
+          <w:left w:val="single" w:color="auto" w:sz="4" w:space="0"/>
+          <w:bottom w:val="single" w:color="auto" w:sz="4" w:space="0"/>
+          <w:right w:val="single" w:color="auto" w:sz="4" w:space="0"/>
+          <w:insideH w:val="single" w:color="auto" w:sz="4" w:space="0"/>
+          <w:insideV w:val="single" w:color="auto" w:sz="4" w:space="0"/>
+        </w:tblBorders>
+        <w:tblLayout w:type="autofit"/>
+        <w:tblCellMar>
+          <w:top w:w="0" w:type="dxa"/>
+          <w:left w:w="108" w:type="dxa"/>
+          <w:bottom w:w="0" w:type="dxa"/>
+          <w:right w:w="108" w:type="dxa"/>
+        </w:tblCellMar>
+      </w:tblPr>
+      <w:tblGrid>
+        <w:gridCol w:w="2908"/>
+      </w:tblGrid>
+      <w:tr>
+        <w:tblPrEx>
+          <w:tblBorders>
+            <w:top w:val="single" w:color="auto" w:sz="4" w:space="0"/>
+            <w:left w:val="single" w:color="auto" w:sz="4" w:space="0"/>
+            <w:bottom w:val="single" w:color="auto" w:sz="4" w:space="0"/>
+            <w:right w:val="single" w:color="auto" w:sz="4" w:space="0"/>
+            <w:insideH w:val="single" w:color="auto" w:sz="4" w:space="0"/>
+            <w:insideV w:val="single" w:color="auto" w:sz="4" w:space="0"/>
+          </w:tblBorders>
+          <w:tblCellMar>
+            <w:top w:w="0" w:type="dxa"/>
+            <w:left w:w="108" w:type="dxa"/>
+            <w:bottom w:w="0" w:type="dxa"/>
+            <w:right w:w="108" w:type="dxa"/>
+          </w:tblCellMar>
+        </w:tblPrEx>
+        <w:trPr>
+          <w:trHeight w:val="468" w:hRule="atLeast"/>
+        </w:trPr>
+        <w:tc>
+          <w:tcPr>
+            <w:tcW w:w="2908" w:type="dxa"/>
+          </w:tcPr>
+          <w:p>
+            <w:pPr>
+              <w:ind w:firstLine="140" w:firstLineChars="50"/>
+              <w:rPr>
+                <w:rFonts w:asciiTheme="majorHAnsi" w:hAnsiTheme="majorHAnsi" w:cstheme="minorHAnsi"/>
+                <w:b/>
+                <w:bCs/>
+                <w:color w:val="000000"/>
+                <w:sz w:val="28"/>
+                <w:szCs w:val="28"/>
+                <w:u w:val="single"/>
+                <w:vertAlign w:val="baseline"/>
+              </w:rPr>
+            </w:pPr>
+            <w:r>
+              <w:rPr>
+                <w:rFonts w:hint="default" w:ascii="Times New Roman" w:hAnsi="Times New Roman" w:cs="Times New Roman"/>
+                <w:b/>
+                <w:bCs/>
+                <w:color w:val="000000"/>
+                <w:sz w:val="28"/>
+                <w:szCs w:val="28"/>
+                <w:u w:val="none"/>
+              </w:rPr>
+              <w:t>activity_main.xml</w:t>
+            </w:r>
+          </w:p>
+        </w:tc>
+      </w:tr>
+    </w:tbl>
+    <w:tbl>
+      <w:tblPr>
+        <w:tblStyle w:val="4"/>
+        <w:tblpPr w:leftFromText="180" w:rightFromText="180" w:vertAnchor="text" w:horzAnchor="page" w:tblpX="913" w:tblpY="1178"/>
+        <w:tblOverlap w:val="never"/>
+        <w:tblW w:w="0" w:type="auto"/>
+        <w:tblInd w:w="0" w:type="dxa"/>
+        <w:tblBorders>
+          <w:top w:val="single" w:color="auto" w:sz="4" w:space="0"/>
+          <w:left w:val="single" w:color="auto" w:sz="4" w:space="0"/>
+          <w:bottom w:val="single" w:color="auto" w:sz="4" w:space="0"/>
+          <w:right w:val="single" w:color="auto" w:sz="4" w:space="0"/>
+          <w:insideH w:val="single" w:color="auto" w:sz="4" w:space="0"/>
+          <w:insideV w:val="single" w:color="auto" w:sz="4" w:space="0"/>
+        </w:tblBorders>
+        <w:tblLayout w:type="autofit"/>
+        <w:tblCellMar>
+          <w:top w:w="0" w:type="dxa"/>
+          <w:left w:w="108" w:type="dxa"/>
+          <w:bottom w:w="0" w:type="dxa"/>
+          <w:right w:w="108" w:type="dxa"/>
+        </w:tblCellMar>
+      </w:tblPr>
+      <w:tblGrid>
+        <w:gridCol w:w="10260"/>
+      </w:tblGrid>
+      <w:tr>
+        <w:tblPrEx>
+          <w:tblBorders>
+            <w:top w:val="single" w:color="auto" w:sz="4" w:space="0"/>
+            <w:left w:val="single" w:color="auto" w:sz="4" w:space="0"/>
+            <w:bottom w:val="single" w:color="auto" w:sz="4" w:space="0"/>
+            <w:right w:val="single" w:color="auto" w:sz="4" w:space="0"/>
+            <w:insideH w:val="single" w:color="auto" w:sz="4" w:space="0"/>
+            <w:insideV w:val="single" w:color="auto" w:sz="4" w:space="0"/>
+          </w:tblBorders>
+          <w:tblCellMar>
+            <w:top w:w="0" w:type="dxa"/>
+            <w:left w:w="108" w:type="dxa"/>
+            <w:bottom w:w="0" w:type="dxa"/>
+            <w:right w:w="108" w:type="dxa"/>
+          </w:tblCellMar>
+        </w:tblPrEx>
+        <w:trPr>
+          <w:trHeight w:val="9677" w:hRule="atLeast"/>
+        </w:trPr>
+        <w:tc>
+          <w:tcPr>
+            <w:tcW w:w="10260" w:type="dxa"/>
+          </w:tcPr>
+          <w:p>
+            <w:pPr>
+              <w:rPr>
+                <w:rFonts w:hint="default" w:ascii="Times New Roman" w:hAnsi="Times New Roman" w:cs="Times New Roman"/>
+                <w:sz w:val="24"/>
+                <w:szCs w:val="24"/>
+                <w:vertAlign w:val="baseline"/>
+                <w:lang w:val="en-US"/>
+              </w:rPr>
+            </w:pPr>
+            <w:r>
+              <w:rPr>
+                <w:rFonts w:hint="default" w:ascii="Times New Roman" w:hAnsi="Times New Roman" w:cs="Times New Roman"/>
+                <w:sz w:val="24"/>
+                <w:szCs w:val="24"/>
+                <w:vertAlign w:val="baseline"/>
+                <w:lang w:val="en-US"/>
+              </w:rPr>
+              <w:t>&lt;?xml version="1.0" encoding="utf-8"?&gt;</w:t>
+            </w:r>
+          </w:p>
+          <w:p>
+            <w:pPr>
+              <w:rPr>
+                <w:rFonts w:hint="default" w:ascii="Times New Roman" w:hAnsi="Times New Roman" w:cs="Times New Roman"/>
+                <w:sz w:val="24"/>
+                <w:szCs w:val="24"/>
+                <w:vertAlign w:val="baseline"/>
+                <w:lang w:val="en-US"/>
+              </w:rPr>
+            </w:pPr>
+            <w:r>
+              <w:rPr>
+                <w:rFonts w:hint="default" w:ascii="Times New Roman" w:hAnsi="Times New Roman" w:cs="Times New Roman"/>
+                <w:sz w:val="24"/>
+                <w:szCs w:val="24"/>
+                <w:vertAlign w:val="baseline"/>
+                <w:lang w:val="en-US"/>
+              </w:rPr>
+              <w:t>&lt;LinearLayout xmlns:android="http://schemas.android.com/apk/res/android"</w:t>
+            </w:r>
+          </w:p>
+          <w:p>
+            <w:pPr>
+              <w:rPr>
+                <w:rFonts w:hint="default" w:ascii="Times New Roman" w:hAnsi="Times New Roman" w:cs="Times New Roman"/>
+                <w:sz w:val="24"/>
+                <w:szCs w:val="24"/>
+                <w:vertAlign w:val="baseline"/>
+                <w:lang w:val="en-US"/>
+              </w:rPr>
+            </w:pPr>
+            <w:r>
+              <w:rPr>
+                <w:rFonts w:hint="default" w:ascii="Times New Roman" w:hAnsi="Times New Roman" w:cs="Times New Roman"/>
+                <w:sz w:val="24"/>
+                <w:szCs w:val="24"/>
+                <w:vertAlign w:val="baseline"/>
+                <w:lang w:val="en-US"/>
+              </w:rPr>
+              <w:t xml:space="preserve">    xmlns:app="http://schemas.android.com/apk/res-auto"</w:t>
+            </w:r>
+          </w:p>
+          <w:p>
+            <w:pPr>
+              <w:rPr>
+                <w:rFonts w:hint="default" w:ascii="Times New Roman" w:hAnsi="Times New Roman" w:cs="Times New Roman"/>
+                <w:sz w:val="24"/>
+                <w:szCs w:val="24"/>
+                <w:vertAlign w:val="baseline"/>
+                <w:lang w:val="en-US"/>
+              </w:rPr>
+            </w:pPr>
+            <w:r>
+              <w:rPr>
+                <w:rFonts w:hint="default" w:ascii="Times New Roman" w:hAnsi="Times New Roman" w:cs="Times New Roman"/>
+                <w:sz w:val="24"/>
+                <w:szCs w:val="24"/>
+                <w:vertAlign w:val="baseline"/>
+                <w:lang w:val="en-US"/>
+              </w:rPr>
+              <w:t xml:space="preserve">    xmlns:tools="http://schemas.android.com/tools"</w:t>
+            </w:r>
+          </w:p>
+          <w:p>
+            <w:pPr>
+              <w:rPr>
+                <w:rFonts w:hint="default" w:ascii="Times New Roman" w:hAnsi="Times New Roman" w:cs="Times New Roman"/>
+                <w:sz w:val="24"/>
+                <w:szCs w:val="24"/>
+                <w:vertAlign w:val="baseline"/>
+                <w:lang w:val="en-US"/>
+              </w:rPr>
+            </w:pPr>
+            <w:r>
+              <w:rPr>
+                <w:rFonts w:hint="default" w:ascii="Times New Roman" w:hAnsi="Times New Roman" w:cs="Times New Roman"/>
+                <w:sz w:val="24"/>
+                <w:szCs w:val="24"/>
+                <w:vertAlign w:val="baseline"/>
+                <w:lang w:val="en-US"/>
+              </w:rPr>
+              <w:t xml:space="preserve">    android:id="@+id/main"</w:t>
+            </w:r>
+          </w:p>
+          <w:p>
+            <w:pPr>
+              <w:rPr>
+                <w:rFonts w:hint="default" w:ascii="Times New Roman" w:hAnsi="Times New Roman" w:cs="Times New Roman"/>
+                <w:sz w:val="24"/>
+                <w:szCs w:val="24"/>
+                <w:vertAlign w:val="baseline"/>
+                <w:lang w:val="en-US"/>
+              </w:rPr>
+            </w:pPr>
+            <w:r>
+              <w:rPr>
+                <w:rFonts w:hint="default" w:ascii="Times New Roman" w:hAnsi="Times New Roman" w:cs="Times New Roman"/>
+                <w:sz w:val="24"/>
+                <w:szCs w:val="24"/>
+                <w:vertAlign w:val="baseline"/>
+                <w:lang w:val="en-US"/>
+              </w:rPr>
+              <w:t xml:space="preserve">    android:layout_width="match_parent"</w:t>
+            </w:r>
+          </w:p>
+          <w:p>
+            <w:pPr>
+              <w:rPr>
+                <w:rFonts w:hint="default" w:ascii="Times New Roman" w:hAnsi="Times New Roman" w:cs="Times New Roman"/>
+                <w:sz w:val="24"/>
+                <w:szCs w:val="24"/>
+                <w:vertAlign w:val="baseline"/>
+                <w:lang w:val="en-US"/>
+              </w:rPr>
+            </w:pPr>
+            <w:r>
+              <w:rPr>
+                <w:rFonts w:hint="default" w:ascii="Times New Roman" w:hAnsi="Times New Roman" w:cs="Times New Roman"/>
+                <w:sz w:val="24"/>
+                <w:szCs w:val="24"/>
+                <w:vertAlign w:val="baseline"/>
+                <w:lang w:val="en-US"/>
+              </w:rPr>
+              <w:t xml:space="preserve">    android:layout_height="match_parent"</w:t>
+            </w:r>
+          </w:p>
+          <w:p>
+            <w:pPr>
+              <w:rPr>
+                <w:rFonts w:hint="default" w:ascii="Times New Roman" w:hAnsi="Times New Roman" w:cs="Times New Roman"/>
+                <w:sz w:val="24"/>
+                <w:szCs w:val="24"/>
+                <w:vertAlign w:val="baseline"/>
+                <w:lang w:val="en-US"/>
+              </w:rPr>
+            </w:pPr>
+            <w:r>
+              <w:rPr>
+                <w:rFonts w:hint="default" w:ascii="Times New Roman" w:hAnsi="Times New Roman" w:cs="Times New Roman"/>
+                <w:sz w:val="24"/>
+                <w:szCs w:val="24"/>
+                <w:vertAlign w:val="baseline"/>
+                <w:lang w:val="en-US"/>
+              </w:rPr>
+              <w:t xml:space="preserve">    android:background="#5900BCD4"</w:t>
+            </w:r>
+          </w:p>
+          <w:p>
+            <w:pPr>
+              <w:rPr>
+                <w:rFonts w:hint="default" w:ascii="Times New Roman" w:hAnsi="Times New Roman" w:cs="Times New Roman"/>
+                <w:sz w:val="24"/>
+                <w:szCs w:val="24"/>
+                <w:vertAlign w:val="baseline"/>
+                <w:lang w:val="en-US"/>
+              </w:rPr>
+            </w:pPr>
+            <w:r>
+              <w:rPr>
+                <w:rFonts w:hint="default" w:ascii="Times New Roman" w:hAnsi="Times New Roman" w:cs="Times New Roman"/>
+                <w:sz w:val="24"/>
+                <w:szCs w:val="24"/>
+                <w:vertAlign w:val="baseline"/>
+                <w:lang w:val="en-US"/>
+              </w:rPr>
+              <w:t xml:space="preserve">    android:orientation="vertical"</w:t>
+            </w:r>
+          </w:p>
+          <w:p>
+            <w:pPr>
+              <w:rPr>
+                <w:rFonts w:hint="default" w:ascii="Times New Roman" w:hAnsi="Times New Roman" w:cs="Times New Roman"/>
+                <w:sz w:val="24"/>
+                <w:szCs w:val="24"/>
+                <w:vertAlign w:val="baseline"/>
+                <w:lang w:val="en-US"/>
+              </w:rPr>
+            </w:pPr>
+            <w:r>
+              <w:rPr>
+                <w:rFonts w:hint="default" w:ascii="Times New Roman" w:hAnsi="Times New Roman" w:cs="Times New Roman"/>
+                <w:sz w:val="24"/>
+                <w:szCs w:val="24"/>
+                <w:vertAlign w:val="baseline"/>
+                <w:lang w:val="en-US"/>
+              </w:rPr>
+              <w:t xml:space="preserve">    tools:context=".MainActivity"&gt;</w:t>
+            </w:r>
+          </w:p>
+          <w:p>
+            <w:pPr>
+              <w:rPr>
+                <w:rFonts w:hint="default" w:ascii="Times New Roman" w:hAnsi="Times New Roman" w:cs="Times New Roman"/>
+                <w:sz w:val="24"/>
+                <w:szCs w:val="24"/>
+                <w:vertAlign w:val="baseline"/>
+                <w:lang w:val="en-US"/>
+              </w:rPr>
+            </w:pPr>
+          </w:p>
+          <w:p>
+            <w:pPr>
+              <w:rPr>
+                <w:rFonts w:hint="default" w:ascii="Times New Roman" w:hAnsi="Times New Roman" w:cs="Times New Roman"/>
+                <w:sz w:val="24"/>
+                <w:szCs w:val="24"/>
+                <w:vertAlign w:val="baseline"/>
+                <w:lang w:val="en-US"/>
+              </w:rPr>
+            </w:pPr>
+            <w:r>
+              <w:rPr>
+                <w:rFonts w:hint="default" w:ascii="Times New Roman" w:hAnsi="Times New Roman" w:cs="Times New Roman"/>
+                <w:sz w:val="24"/>
+                <w:szCs w:val="24"/>
+                <w:vertAlign w:val="baseline"/>
+                <w:lang w:val="en-US"/>
+              </w:rPr>
+              <w:t xml:space="preserve">    &lt;TextView</w:t>
+            </w:r>
+          </w:p>
+          <w:p>
+            <w:pPr>
+              <w:rPr>
+                <w:rFonts w:hint="default" w:ascii="Times New Roman" w:hAnsi="Times New Roman" w:cs="Times New Roman"/>
+                <w:sz w:val="24"/>
+                <w:szCs w:val="24"/>
+                <w:vertAlign w:val="baseline"/>
+                <w:lang w:val="en-US"/>
+              </w:rPr>
+            </w:pPr>
+            <w:r>
+              <w:rPr>
+                <w:rFonts w:hint="default" w:ascii="Times New Roman" w:hAnsi="Times New Roman" w:cs="Times New Roman"/>
+                <w:sz w:val="24"/>
+                <w:szCs w:val="24"/>
+                <w:vertAlign w:val="baseline"/>
+                <w:lang w:val="en-US"/>
+              </w:rPr>
+              <w:t xml:space="preserve">        android:id="@+id/tvName"</w:t>
+            </w:r>
+          </w:p>
+          <w:p>
+            <w:pPr>
+              <w:rPr>
+                <w:rFonts w:hint="default" w:ascii="Times New Roman" w:hAnsi="Times New Roman" w:cs="Times New Roman"/>
+                <w:sz w:val="24"/>
+                <w:szCs w:val="24"/>
+                <w:vertAlign w:val="baseline"/>
+                <w:lang w:val="en-US"/>
+              </w:rPr>
+            </w:pPr>
+            <w:r>
+              <w:rPr>
+                <w:rFonts w:hint="default" w:ascii="Times New Roman" w:hAnsi="Times New Roman" w:cs="Times New Roman"/>
+                <w:sz w:val="24"/>
+                <w:szCs w:val="24"/>
+                <w:vertAlign w:val="baseline"/>
+                <w:lang w:val="en-US"/>
+              </w:rPr>
+              <w:t xml:space="preserve">        android:layout_width="match_parent"</w:t>
+            </w:r>
+          </w:p>
+          <w:p>
+            <w:pPr>
+              <w:rPr>
+                <w:rFonts w:hint="default" w:ascii="Times New Roman" w:hAnsi="Times New Roman" w:cs="Times New Roman"/>
+                <w:sz w:val="24"/>
+                <w:szCs w:val="24"/>
+                <w:vertAlign w:val="baseline"/>
+                <w:lang w:val="en-US"/>
+              </w:rPr>
+            </w:pPr>
+            <w:r>
+              <w:rPr>
+                <w:rFonts w:hint="default" w:ascii="Times New Roman" w:hAnsi="Times New Roman" w:cs="Times New Roman"/>
+                <w:sz w:val="24"/>
+                <w:szCs w:val="24"/>
+                <w:vertAlign w:val="baseline"/>
+                <w:lang w:val="en-US"/>
+              </w:rPr>
+              <w:t xml:space="preserve">        android:layout_height="82dp"</w:t>
+            </w:r>
+          </w:p>
+          <w:p>
+            <w:pPr>
+              <w:rPr>
+                <w:rFonts w:hint="default" w:ascii="Times New Roman" w:hAnsi="Times New Roman" w:cs="Times New Roman"/>
+                <w:sz w:val="24"/>
+                <w:szCs w:val="24"/>
+                <w:vertAlign w:val="baseline"/>
+                <w:lang w:val="en-US"/>
+              </w:rPr>
+            </w:pPr>
+            <w:r>
+              <w:rPr>
+                <w:rFonts w:hint="default" w:ascii="Times New Roman" w:hAnsi="Times New Roman" w:cs="Times New Roman"/>
+                <w:sz w:val="24"/>
+                <w:szCs w:val="24"/>
+                <w:vertAlign w:val="baseline"/>
+                <w:lang w:val="en-US"/>
+              </w:rPr>
+              <w:t xml:space="preserve">        android:layout_marginTop="30dp"</w:t>
+            </w:r>
+          </w:p>
+          <w:p>
+            <w:pPr>
+              <w:rPr>
+                <w:rFonts w:hint="default" w:ascii="Times New Roman" w:hAnsi="Times New Roman" w:cs="Times New Roman"/>
+                <w:sz w:val="24"/>
+                <w:szCs w:val="24"/>
+                <w:vertAlign w:val="baseline"/>
+                <w:lang w:val="en-US"/>
+              </w:rPr>
+            </w:pPr>
+            <w:r>
+              <w:rPr>
+                <w:rFonts w:hint="default" w:ascii="Times New Roman" w:hAnsi="Times New Roman" w:cs="Times New Roman"/>
+                <w:sz w:val="24"/>
+                <w:szCs w:val="24"/>
+                <w:vertAlign w:val="baseline"/>
+                <w:lang w:val="en-US"/>
+              </w:rPr>
+              <w:t xml:space="preserve">        android:lineSpacingExtra="24sp"</w:t>
+            </w:r>
+          </w:p>
+          <w:p>
+            <w:pPr>
+              <w:rPr>
+                <w:rFonts w:hint="default" w:ascii="Times New Roman" w:hAnsi="Times New Roman" w:cs="Times New Roman"/>
+                <w:sz w:val="24"/>
+                <w:szCs w:val="24"/>
+                <w:vertAlign w:val="baseline"/>
+                <w:lang w:val="en-US"/>
+              </w:rPr>
+            </w:pPr>
+            <w:r>
+              <w:rPr>
+                <w:rFonts w:hint="default" w:ascii="Times New Roman" w:hAnsi="Times New Roman" w:cs="Times New Roman"/>
+                <w:sz w:val="24"/>
+                <w:szCs w:val="24"/>
+                <w:vertAlign w:val="baseline"/>
+                <w:lang w:val="en-US"/>
+              </w:rPr>
+              <w:t xml:space="preserve">        android:text="Name"</w:t>
+            </w:r>
+          </w:p>
+          <w:p>
+            <w:pPr>
+              <w:rPr>
+                <w:rFonts w:hint="default" w:ascii="Times New Roman" w:hAnsi="Times New Roman" w:cs="Times New Roman"/>
+                <w:sz w:val="24"/>
+                <w:szCs w:val="24"/>
+                <w:vertAlign w:val="baseline"/>
+                <w:lang w:val="en-US"/>
+              </w:rPr>
+            </w:pPr>
+            <w:r>
+              <w:rPr>
+                <w:rFonts w:hint="default" w:ascii="Times New Roman" w:hAnsi="Times New Roman" w:cs="Times New Roman"/>
+                <w:sz w:val="24"/>
+                <w:szCs w:val="24"/>
+                <w:vertAlign w:val="baseline"/>
+                <w:lang w:val="en-US"/>
+              </w:rPr>
+              <w:t xml:space="preserve">        android:textAlignment="center"</w:t>
+            </w:r>
+          </w:p>
+          <w:p>
+            <w:pPr>
+              <w:rPr>
+                <w:rFonts w:hint="default" w:ascii="Times New Roman" w:hAnsi="Times New Roman" w:cs="Times New Roman"/>
+                <w:sz w:val="24"/>
+                <w:szCs w:val="24"/>
+                <w:vertAlign w:val="baseline"/>
+                <w:lang w:val="en-US"/>
+              </w:rPr>
+            </w:pPr>
+            <w:r>
+              <w:rPr>
+                <w:rFonts w:hint="default" w:ascii="Times New Roman" w:hAnsi="Times New Roman" w:cs="Times New Roman"/>
+                <w:sz w:val="24"/>
+                <w:szCs w:val="24"/>
+                <w:vertAlign w:val="baseline"/>
+                <w:lang w:val="en-US"/>
+              </w:rPr>
+              <w:t xml:space="preserve">        android:textSize="24sp"</w:t>
+            </w:r>
+          </w:p>
+          <w:p>
+            <w:pPr>
+              <w:rPr>
+                <w:rFonts w:hint="default" w:ascii="Times New Roman" w:hAnsi="Times New Roman" w:cs="Times New Roman"/>
+                <w:sz w:val="24"/>
+                <w:szCs w:val="24"/>
+                <w:vertAlign w:val="baseline"/>
+                <w:lang w:val="en-US"/>
+              </w:rPr>
+            </w:pPr>
+            <w:r>
+              <w:rPr>
+                <w:rFonts w:hint="default" w:ascii="Times New Roman" w:hAnsi="Times New Roman" w:cs="Times New Roman"/>
+                <w:sz w:val="24"/>
+                <w:szCs w:val="24"/>
+                <w:vertAlign w:val="baseline"/>
+                <w:lang w:val="en-US"/>
+              </w:rPr>
+              <w:t xml:space="preserve">        android:textStyle="bold" /&gt;</w:t>
+            </w:r>
+          </w:p>
+          <w:p>
+            <w:pPr>
+              <w:rPr>
+                <w:rFonts w:hint="default" w:ascii="Times New Roman" w:hAnsi="Times New Roman" w:cs="Times New Roman"/>
+                <w:sz w:val="24"/>
+                <w:szCs w:val="24"/>
+                <w:vertAlign w:val="baseline"/>
+                <w:lang w:val="en-US"/>
+              </w:rPr>
+            </w:pPr>
+          </w:p>
+          <w:p>
+            <w:pPr>
+              <w:rPr>
+                <w:rFonts w:hint="default" w:ascii="Times New Roman" w:hAnsi="Times New Roman" w:cs="Times New Roman"/>
+                <w:sz w:val="24"/>
+                <w:szCs w:val="24"/>
+                <w:vertAlign w:val="baseline"/>
+                <w:lang w:val="en-US"/>
+              </w:rPr>
+            </w:pPr>
+            <w:r>
+              <w:rPr>
+                <w:rFonts w:hint="default" w:ascii="Times New Roman" w:hAnsi="Times New Roman" w:cs="Times New Roman"/>
+                <w:sz w:val="24"/>
+                <w:szCs w:val="24"/>
+                <w:vertAlign w:val="baseline"/>
+                <w:lang w:val="en-US"/>
+              </w:rPr>
+              <w:t xml:space="preserve">    &lt;TextView</w:t>
+            </w:r>
+          </w:p>
+          <w:p>
+            <w:pPr>
+              <w:rPr>
+                <w:rFonts w:hint="default" w:ascii="Times New Roman" w:hAnsi="Times New Roman" w:cs="Times New Roman"/>
+                <w:sz w:val="24"/>
+                <w:szCs w:val="24"/>
+                <w:vertAlign w:val="baseline"/>
+                <w:lang w:val="en-US"/>
+              </w:rPr>
+            </w:pPr>
+            <w:r>
+              <w:rPr>
+                <w:rFonts w:hint="default" w:ascii="Times New Roman" w:hAnsi="Times New Roman" w:cs="Times New Roman"/>
+                <w:sz w:val="24"/>
+                <w:szCs w:val="24"/>
+                <w:vertAlign w:val="baseline"/>
+                <w:lang w:val="en-US"/>
+              </w:rPr>
+              <w:t xml:space="preserve">        android:id="@+id/tvEmail"</w:t>
+            </w:r>
+          </w:p>
+          <w:p>
+            <w:pPr>
+              <w:rPr>
+                <w:rFonts w:hint="default" w:ascii="Times New Roman" w:hAnsi="Times New Roman" w:cs="Times New Roman"/>
+                <w:sz w:val="24"/>
+                <w:szCs w:val="24"/>
+                <w:vertAlign w:val="baseline"/>
+                <w:lang w:val="en-US"/>
+              </w:rPr>
+            </w:pPr>
+            <w:r>
+              <w:rPr>
+                <w:rFonts w:hint="default" w:ascii="Times New Roman" w:hAnsi="Times New Roman" w:cs="Times New Roman"/>
+                <w:sz w:val="24"/>
+                <w:szCs w:val="24"/>
+                <w:vertAlign w:val="baseline"/>
+                <w:lang w:val="en-US"/>
+              </w:rPr>
+              <w:t xml:space="preserve">        android:layout_width="match_parent"</w:t>
+            </w:r>
+          </w:p>
+          <w:p>
+            <w:pPr>
+              <w:rPr>
+                <w:rFonts w:hint="default" w:ascii="Times New Roman" w:hAnsi="Times New Roman" w:cs="Times New Roman"/>
+                <w:sz w:val="24"/>
+                <w:szCs w:val="24"/>
+                <w:vertAlign w:val="baseline"/>
+                <w:lang w:val="en-US"/>
+              </w:rPr>
+            </w:pPr>
+            <w:r>
+              <w:rPr>
+                <w:rFonts w:hint="default" w:ascii="Times New Roman" w:hAnsi="Times New Roman" w:cs="Times New Roman"/>
+                <w:sz w:val="24"/>
+                <w:szCs w:val="24"/>
+                <w:vertAlign w:val="baseline"/>
+                <w:lang w:val="en-US"/>
+              </w:rPr>
+              <w:t xml:space="preserve">        android:layout_height="71dp"</w:t>
+            </w:r>
+          </w:p>
+          <w:p>
+            <w:pPr>
+              <w:rPr>
+                <w:rFonts w:hint="default" w:ascii="Times New Roman" w:hAnsi="Times New Roman" w:cs="Times New Roman"/>
+                <w:sz w:val="24"/>
+                <w:szCs w:val="24"/>
+                <w:vertAlign w:val="baseline"/>
+                <w:lang w:val="en-US"/>
+              </w:rPr>
+            </w:pPr>
+            <w:r>
+              <w:rPr>
+                <w:rFonts w:hint="default" w:ascii="Times New Roman" w:hAnsi="Times New Roman" w:cs="Times New Roman"/>
+                <w:sz w:val="24"/>
+                <w:szCs w:val="24"/>
+                <w:vertAlign w:val="baseline"/>
+                <w:lang w:val="en-US"/>
+              </w:rPr>
+              <w:t xml:space="preserve">        android:lineSpacingExtra="24sp"</w:t>
+            </w:r>
+          </w:p>
+          <w:p>
+            <w:pPr>
+              <w:rPr>
+                <w:rFonts w:hint="default" w:ascii="Times New Roman" w:hAnsi="Times New Roman" w:cs="Times New Roman"/>
+                <w:sz w:val="24"/>
+                <w:szCs w:val="24"/>
+                <w:vertAlign w:val="baseline"/>
+                <w:lang w:val="en-US"/>
+              </w:rPr>
+            </w:pPr>
+            <w:r>
+              <w:rPr>
+                <w:rFonts w:hint="default" w:ascii="Times New Roman" w:hAnsi="Times New Roman" w:cs="Times New Roman"/>
+                <w:sz w:val="24"/>
+                <w:szCs w:val="24"/>
+                <w:vertAlign w:val="baseline"/>
+                <w:lang w:val="en-US"/>
+              </w:rPr>
+              <w:t xml:space="preserve">        android:text="Email"</w:t>
+            </w:r>
+          </w:p>
+          <w:p>
+            <w:pPr>
+              <w:rPr>
+                <w:rFonts w:hint="default" w:ascii="Times New Roman" w:hAnsi="Times New Roman" w:cs="Times New Roman"/>
+                <w:sz w:val="24"/>
+                <w:szCs w:val="24"/>
+                <w:vertAlign w:val="baseline"/>
+                <w:lang w:val="en-US"/>
+              </w:rPr>
+            </w:pPr>
+            <w:r>
+              <w:rPr>
+                <w:rFonts w:hint="default" w:ascii="Times New Roman" w:hAnsi="Times New Roman" w:cs="Times New Roman"/>
+                <w:sz w:val="24"/>
+                <w:szCs w:val="24"/>
+                <w:vertAlign w:val="baseline"/>
+                <w:lang w:val="en-US"/>
+              </w:rPr>
+              <w:t xml:space="preserve">        android:textAlignment="center"</w:t>
+            </w:r>
+          </w:p>
+          <w:p>
+            <w:pPr>
+              <w:rPr>
+                <w:rFonts w:hint="default" w:ascii="Times New Roman" w:hAnsi="Times New Roman" w:cs="Times New Roman"/>
+                <w:sz w:val="24"/>
+                <w:szCs w:val="24"/>
+                <w:vertAlign w:val="baseline"/>
+                <w:lang w:val="en-US"/>
+              </w:rPr>
+            </w:pPr>
+            <w:r>
+              <w:rPr>
+                <w:rFonts w:hint="default" w:ascii="Times New Roman" w:hAnsi="Times New Roman" w:cs="Times New Roman"/>
+                <w:sz w:val="24"/>
+                <w:szCs w:val="24"/>
+                <w:vertAlign w:val="baseline"/>
+                <w:lang w:val="en-US"/>
+              </w:rPr>
+              <w:t xml:space="preserve">        android:textSize="24sp"</w:t>
+            </w:r>
+          </w:p>
+          <w:p>
+            <w:pPr>
+              <w:rPr>
+                <w:rFonts w:hint="default" w:ascii="Times New Roman" w:hAnsi="Times New Roman" w:cs="Times New Roman"/>
+                <w:sz w:val="24"/>
+                <w:szCs w:val="24"/>
+                <w:vertAlign w:val="baseline"/>
+                <w:lang w:val="en-US"/>
+              </w:rPr>
+            </w:pPr>
+            <w:r>
+              <w:rPr>
+                <w:rFonts w:hint="default" w:ascii="Times New Roman" w:hAnsi="Times New Roman" w:cs="Times New Roman"/>
+                <w:sz w:val="24"/>
+                <w:szCs w:val="24"/>
+                <w:vertAlign w:val="baseline"/>
+                <w:lang w:val="en-US"/>
+              </w:rPr>
+              <w:t xml:space="preserve">        android:textStyle="bold" /&gt;</w:t>
+            </w:r>
+          </w:p>
+          <w:p>
+            <w:pPr>
+              <w:rPr>
+                <w:rFonts w:hint="default" w:ascii="Times New Roman" w:hAnsi="Times New Roman" w:cs="Times New Roman"/>
+                <w:sz w:val="24"/>
+                <w:szCs w:val="24"/>
+                <w:vertAlign w:val="baseline"/>
+                <w:lang w:val="en-US"/>
+              </w:rPr>
+            </w:pPr>
+          </w:p>
+          <w:p>
+            <w:pPr>
+              <w:rPr>
+                <w:rFonts w:hint="default" w:ascii="Times New Roman" w:hAnsi="Times New Roman" w:cs="Times New Roman"/>
+                <w:sz w:val="24"/>
+                <w:szCs w:val="24"/>
+                <w:vertAlign w:val="baseline"/>
+                <w:lang w:val="en-US"/>
+              </w:rPr>
+            </w:pPr>
+            <w:r>
+              <w:rPr>
+                <w:rFonts w:hint="default" w:ascii="Times New Roman" w:hAnsi="Times New Roman" w:cs="Times New Roman"/>
+                <w:sz w:val="24"/>
+                <w:szCs w:val="24"/>
+                <w:vertAlign w:val="baseline"/>
+                <w:lang w:val="en-US"/>
+              </w:rPr>
+              <w:t>&lt;/LinearLayout&gt;</w:t>
+            </w:r>
+          </w:p>
+        </w:tc>
+      </w:tr>
+    </w:tbl>
+    <w:p>
+      <w:pPr>
+        <w:rPr>
+          <w:rFonts w:hint="default" w:asciiTheme="majorHAnsi" w:hAnsiTheme="majorHAnsi" w:cstheme="minorHAnsi"/>
+          <w:b/>
+          <w:bCs/>
+          <w:color w:val="000000"/>
+          <w:sz w:val="28"/>
+          <w:szCs w:val="28"/>
+          <w:u w:val="single"/>
+          <w:lang w:val="en-US"/>
+        </w:rPr>
+      </w:pPr>
+      <w:r>
+        <w:rPr>
+          <w:rFonts w:hint="default" w:asciiTheme="majorHAnsi" w:hAnsiTheme="majorHAnsi" w:cstheme="minorHAnsi"/>
+          <w:b/>
+          <w:bCs/>
+          <w:color w:val="000000"/>
+          <w:sz w:val="28"/>
+          <w:szCs w:val="28"/>
+          <w:u w:val="single"/>
+          <w:lang w:val="en-US"/>
+        </w:rPr>
+        <w:br w:type="page"/>
+      </w:r>
+    </w:p>
+    <w:tbl>
+      <w:tblPr>
+        <w:tblStyle w:val="4"/>
+        <w:tblpPr w:leftFromText="180" w:rightFromText="180" w:vertAnchor="text" w:horzAnchor="page" w:tblpX="924" w:tblpY="567"/>
+        <w:tblOverlap w:val="never"/>
+        <w:tblW w:w="0" w:type="auto"/>
+        <w:tblInd w:w="0" w:type="dxa"/>
+        <w:tblBorders>
+          <w:top w:val="single" w:color="auto" w:sz="4" w:space="0"/>
+          <w:left w:val="single" w:color="auto" w:sz="4" w:space="0"/>
+          <w:bottom w:val="single" w:color="auto" w:sz="4" w:space="0"/>
+          <w:right w:val="single" w:color="auto" w:sz="4" w:space="0"/>
+          <w:insideH w:val="single" w:color="auto" w:sz="4" w:space="0"/>
+          <w:insideV w:val="single" w:color="auto" w:sz="4" w:space="0"/>
+        </w:tblBorders>
+        <w:tblLayout w:type="autofit"/>
+        <w:tblCellMar>
+          <w:top w:w="0" w:type="dxa"/>
+          <w:left w:w="108" w:type="dxa"/>
+          <w:bottom w:w="0" w:type="dxa"/>
+          <w:right w:w="108" w:type="dxa"/>
+        </w:tblCellMar>
+      </w:tblPr>
+      <w:tblGrid>
+        <w:gridCol w:w="2908"/>
+      </w:tblGrid>
+      <w:tr>
+        <w:tblPrEx>
+          <w:tblBorders>
+            <w:top w:val="single" w:color="auto" w:sz="4" w:space="0"/>
+            <w:left w:val="single" w:color="auto" w:sz="4" w:space="0"/>
+            <w:bottom w:val="single" w:color="auto" w:sz="4" w:space="0"/>
+            <w:right w:val="single" w:color="auto" w:sz="4" w:space="0"/>
+            <w:insideH w:val="single" w:color="auto" w:sz="4" w:space="0"/>
+            <w:insideV w:val="single" w:color="auto" w:sz="4" w:space="0"/>
+          </w:tblBorders>
+          <w:tblCellMar>
+            <w:top w:w="0" w:type="dxa"/>
+            <w:left w:w="108" w:type="dxa"/>
+            <w:bottom w:w="0" w:type="dxa"/>
+            <w:right w:w="108" w:type="dxa"/>
+          </w:tblCellMar>
+        </w:tblPrEx>
+        <w:trPr>
+          <w:trHeight w:val="468" w:hRule="atLeast"/>
+        </w:trPr>
+        <w:tc>
+          <w:tcPr>
+            <w:tcW w:w="2908" w:type="dxa"/>
+          </w:tcPr>
+          <w:p>
+            <w:pPr>
+              <w:widowControl w:val="0"/>
+              <w:rPr>
+                <w:rFonts w:asciiTheme="majorHAnsi" w:hAnsiTheme="majorHAnsi" w:cstheme="minorHAnsi"/>
+                <w:b/>
+                <w:bCs/>
+                <w:color w:val="000000"/>
+                <w:sz w:val="28"/>
+                <w:szCs w:val="28"/>
+                <w:u w:val="single"/>
+                <w:vertAlign w:val="baseline"/>
+              </w:rPr>
+            </w:pPr>
+            <w:r>
+              <w:rPr>
+                <w:rFonts w:hint="default" w:ascii="Times New Roman" w:hAnsi="Times New Roman" w:cs="Times New Roman"/>
+                <w:b/>
+                <w:bCs/>
+                <w:color w:val="000000"/>
+                <w:sz w:val="28"/>
+                <w:szCs w:val="28"/>
+                <w:u w:val="none"/>
+              </w:rPr>
+              <w:t>MainActivity.java</w:t>
+            </w:r>
+          </w:p>
+        </w:tc>
+      </w:tr>
+    </w:tbl>
+    <w:tbl>
+      <w:tblPr>
+        <w:tblStyle w:val="4"/>
+        <w:tblpPr w:leftFromText="180" w:rightFromText="180" w:vertAnchor="text" w:horzAnchor="page" w:tblpX="913" w:tblpY="1178"/>
+        <w:tblOverlap w:val="never"/>
+        <w:tblW w:w="0" w:type="auto"/>
+        <w:tblInd w:w="0" w:type="dxa"/>
+        <w:tblBorders>
+          <w:top w:val="single" w:color="auto" w:sz="4" w:space="0"/>
+          <w:left w:val="single" w:color="auto" w:sz="4" w:space="0"/>
+          <w:bottom w:val="single" w:color="auto" w:sz="4" w:space="0"/>
+          <w:right w:val="single" w:color="auto" w:sz="4" w:space="0"/>
+          <w:insideH w:val="single" w:color="auto" w:sz="4" w:space="0"/>
+          <w:insideV w:val="single" w:color="auto" w:sz="4" w:space="0"/>
+        </w:tblBorders>
+        <w:tblLayout w:type="autofit"/>
+        <w:tblCellMar>
+          <w:top w:w="0" w:type="dxa"/>
+          <w:left w:w="108" w:type="dxa"/>
+          <w:bottom w:w="0" w:type="dxa"/>
+          <w:right w:w="108" w:type="dxa"/>
+        </w:tblCellMar>
+      </w:tblPr>
+      <w:tblGrid>
+        <w:gridCol w:w="10260"/>
+      </w:tblGrid>
+      <w:tr>
+        <w:tblPrEx>
+          <w:tblBorders>
+            <w:top w:val="single" w:color="auto" w:sz="4" w:space="0"/>
+            <w:left w:val="single" w:color="auto" w:sz="4" w:space="0"/>
+            <w:bottom w:val="single" w:color="auto" w:sz="4" w:space="0"/>
+            <w:right w:val="single" w:color="auto" w:sz="4" w:space="0"/>
+            <w:insideH w:val="single" w:color="auto" w:sz="4" w:space="0"/>
+            <w:insideV w:val="single" w:color="auto" w:sz="4" w:space="0"/>
+          </w:tblBorders>
+        </w:tblPrEx>
+        <w:trPr>
+          <w:trHeight w:val="9677" w:hRule="atLeast"/>
+        </w:trPr>
+        <w:tc>
+          <w:tcPr>
+            <w:tcW w:w="10260" w:type="dxa"/>
+          </w:tcPr>
+          <w:p>
+            <w:pPr>
+              <w:rPr>
+                <w:rFonts w:hint="default"/>
+                <w:sz w:val="24"/>
+                <w:szCs w:val="24"/>
+                <w:vertAlign w:val="baseline"/>
+                <w:lang w:val="en-US"/>
+              </w:rPr>
+            </w:pPr>
+            <w:r>
+              <w:rPr>
+                <w:rFonts w:hint="default"/>
+                <w:sz w:val="24"/>
+                <w:szCs w:val="24"/>
+                <w:vertAlign w:val="baseline"/>
+                <w:lang w:val="en-US"/>
+              </w:rPr>
+              <w:t>package com.example.p1_name_email;</w:t>
+            </w:r>
+          </w:p>
+          <w:p>
+            <w:pPr>
+              <w:rPr>
+                <w:rFonts w:hint="default"/>
+                <w:sz w:val="24"/>
+                <w:szCs w:val="24"/>
+                <w:vertAlign w:val="baseline"/>
+                <w:lang w:val="en-US"/>
+              </w:rPr>
+            </w:pPr>
+          </w:p>
+          <w:p>
+            <w:pPr>
+              <w:rPr>
+                <w:rFonts w:hint="default"/>
+                <w:sz w:val="24"/>
+                <w:szCs w:val="24"/>
+                <w:vertAlign w:val="baseline"/>
+                <w:lang w:val="en-US"/>
+              </w:rPr>
+            </w:pPr>
+            <w:r>
+              <w:rPr>
+                <w:rFonts w:hint="default"/>
+                <w:sz w:val="24"/>
+                <w:szCs w:val="24"/>
+                <w:vertAlign w:val="baseline"/>
+                <w:lang w:val="en-US"/>
+              </w:rPr>
+              <w:t>import android.os.Bundle;</w:t>
+            </w:r>
+          </w:p>
+          <w:p>
+            <w:pPr>
+              <w:rPr>
+                <w:rFonts w:hint="default"/>
+                <w:sz w:val="24"/>
+                <w:szCs w:val="24"/>
+                <w:vertAlign w:val="baseline"/>
+                <w:lang w:val="en-US"/>
+              </w:rPr>
+            </w:pPr>
+          </w:p>
+          <w:p>
+            <w:pPr>
+              <w:rPr>
+                <w:rFonts w:hint="default"/>
+                <w:sz w:val="24"/>
+                <w:szCs w:val="24"/>
+                <w:vertAlign w:val="baseline"/>
+                <w:lang w:val="en-US"/>
+              </w:rPr>
+            </w:pPr>
+            <w:r>
+              <w:rPr>
+                <w:rFonts w:hint="default"/>
+                <w:sz w:val="24"/>
+                <w:szCs w:val="24"/>
+                <w:vertAlign w:val="baseline"/>
+                <w:lang w:val="en-US"/>
+              </w:rPr>
+              <w:t>import androidx.activity.EdgeToEdge;</w:t>
+            </w:r>
+          </w:p>
+          <w:p>
+            <w:pPr>
+              <w:rPr>
+                <w:rFonts w:hint="default"/>
+                <w:sz w:val="24"/>
+                <w:szCs w:val="24"/>
+                <w:vertAlign w:val="baseline"/>
+                <w:lang w:val="en-US"/>
+              </w:rPr>
+            </w:pPr>
+            <w:r>
+              <w:rPr>
+                <w:rFonts w:hint="default"/>
+                <w:sz w:val="24"/>
+                <w:szCs w:val="24"/>
+                <w:vertAlign w:val="baseline"/>
+                <w:lang w:val="en-US"/>
+              </w:rPr>
+              <w:t>import androidx.appcompat.app.AppCompatActivity;</w:t>
+            </w:r>
+          </w:p>
+          <w:p>
+            <w:pPr>
+              <w:rPr>
+                <w:rFonts w:hint="default"/>
+                <w:sz w:val="24"/>
+                <w:szCs w:val="24"/>
+                <w:vertAlign w:val="baseline"/>
+                <w:lang w:val="en-US"/>
+              </w:rPr>
+            </w:pPr>
+            <w:r>
+              <w:rPr>
+                <w:rFonts w:hint="default"/>
+                <w:sz w:val="24"/>
+                <w:szCs w:val="24"/>
+                <w:vertAlign w:val="baseline"/>
+                <w:lang w:val="en-US"/>
+              </w:rPr>
+              <w:t>import androidx.core.graphics.Insets;</w:t>
+            </w:r>
+          </w:p>
+          <w:p>
+            <w:pPr>
+              <w:rPr>
+                <w:rFonts w:hint="default"/>
+                <w:sz w:val="24"/>
+                <w:szCs w:val="24"/>
+                <w:vertAlign w:val="baseline"/>
+                <w:lang w:val="en-US"/>
+              </w:rPr>
+            </w:pPr>
+            <w:r>
+              <w:rPr>
+                <w:rFonts w:hint="default"/>
+                <w:sz w:val="24"/>
+                <w:szCs w:val="24"/>
+                <w:vertAlign w:val="baseline"/>
+                <w:lang w:val="en-US"/>
+              </w:rPr>
+              <w:t>import androidx.core.view.ViewCompat;</w:t>
+            </w:r>
+          </w:p>
+          <w:p>
+            <w:pPr>
+              <w:rPr>
+                <w:rFonts w:hint="default"/>
+                <w:sz w:val="24"/>
+                <w:szCs w:val="24"/>
+                <w:vertAlign w:val="baseline"/>
+                <w:lang w:val="en-US"/>
+              </w:rPr>
+            </w:pPr>
+            <w:r>
+              <w:rPr>
+                <w:rFonts w:hint="default"/>
+                <w:sz w:val="24"/>
+                <w:szCs w:val="24"/>
+                <w:vertAlign w:val="baseline"/>
+                <w:lang w:val="en-US"/>
+              </w:rPr>
+              <w:t>import androidx.core.view.WindowInsetsCompat;</w:t>
+            </w:r>
+          </w:p>
+          <w:p>
+            <w:pPr>
+              <w:rPr>
+                <w:rFonts w:hint="default"/>
+                <w:sz w:val="24"/>
+                <w:szCs w:val="24"/>
+                <w:vertAlign w:val="baseline"/>
+                <w:lang w:val="en-US"/>
+              </w:rPr>
+            </w:pPr>
+          </w:p>
+          <w:p>
+            <w:pPr>
+              <w:rPr>
+                <w:rFonts w:hint="default"/>
+                <w:sz w:val="24"/>
+                <w:szCs w:val="24"/>
+                <w:vertAlign w:val="baseline"/>
+                <w:lang w:val="en-US"/>
+              </w:rPr>
+            </w:pPr>
+            <w:r>
+              <w:rPr>
+                <w:rFonts w:hint="default"/>
+                <w:sz w:val="24"/>
+                <w:szCs w:val="24"/>
+                <w:vertAlign w:val="baseline"/>
+                <w:lang w:val="en-US"/>
+              </w:rPr>
+              <w:t>//import</w:t>
+            </w:r>
+          </w:p>
+          <w:p>
+            <w:pPr>
+              <w:rPr>
+                <w:rFonts w:hint="default"/>
+                <w:sz w:val="24"/>
+                <w:szCs w:val="24"/>
+                <w:vertAlign w:val="baseline"/>
+                <w:lang w:val="en-US"/>
+              </w:rPr>
+            </w:pPr>
+            <w:r>
+              <w:rPr>
+                <w:rFonts w:hint="default"/>
+                <w:sz w:val="24"/>
+                <w:szCs w:val="24"/>
+                <w:vertAlign w:val="baseline"/>
+                <w:lang w:val="en-US"/>
+              </w:rPr>
+              <w:t>import android.widget.TextView;</w:t>
+            </w:r>
+          </w:p>
+          <w:p>
+            <w:pPr>
+              <w:rPr>
+                <w:rFonts w:hint="default"/>
+                <w:sz w:val="24"/>
+                <w:szCs w:val="24"/>
+                <w:vertAlign w:val="baseline"/>
+                <w:lang w:val="en-US"/>
+              </w:rPr>
+            </w:pPr>
+          </w:p>
+          <w:p>
+            <w:pPr>
+              <w:rPr>
+                <w:rFonts w:hint="default"/>
+                <w:sz w:val="24"/>
+                <w:szCs w:val="24"/>
+                <w:vertAlign w:val="baseline"/>
+                <w:lang w:val="en-US"/>
+              </w:rPr>
+            </w:pPr>
+            <w:r>
+              <w:rPr>
+                <w:rFonts w:hint="default"/>
+                <w:sz w:val="24"/>
+                <w:szCs w:val="24"/>
+                <w:vertAlign w:val="baseline"/>
+                <w:lang w:val="en-US"/>
+              </w:rPr>
+              <w:t>public class MainActivity extends AppCompatActivity {</w:t>
+            </w:r>
+          </w:p>
+          <w:p>
+            <w:pPr>
+              <w:rPr>
+                <w:rFonts w:hint="default"/>
+                <w:sz w:val="24"/>
+                <w:szCs w:val="24"/>
+                <w:vertAlign w:val="baseline"/>
+                <w:lang w:val="en-US"/>
+              </w:rPr>
+            </w:pPr>
+          </w:p>
+          <w:p>
+            <w:pPr>
+              <w:rPr>
+                <w:rFonts w:hint="default"/>
+                <w:sz w:val="24"/>
+                <w:szCs w:val="24"/>
+                <w:vertAlign w:val="baseline"/>
+                <w:lang w:val="en-US"/>
+              </w:rPr>
+            </w:pPr>
+            <w:r>
+              <w:rPr>
+                <w:rFonts w:hint="default"/>
+                <w:sz w:val="24"/>
+                <w:szCs w:val="24"/>
+                <w:vertAlign w:val="baseline"/>
+                <w:lang w:val="en-US"/>
+              </w:rPr>
+              <w:t xml:space="preserve">    @Override</w:t>
+            </w:r>
+          </w:p>
+          <w:p>
+            <w:pPr>
+              <w:rPr>
+                <w:rFonts w:hint="default"/>
+                <w:sz w:val="24"/>
+                <w:szCs w:val="24"/>
+                <w:vertAlign w:val="baseline"/>
+                <w:lang w:val="en-US"/>
+              </w:rPr>
+            </w:pPr>
+            <w:r>
+              <w:rPr>
+                <w:rFonts w:hint="default"/>
+                <w:sz w:val="24"/>
+                <w:szCs w:val="24"/>
+                <w:vertAlign w:val="baseline"/>
+                <w:lang w:val="en-US"/>
+              </w:rPr>
+              <w:t xml:space="preserve">    protected void onCreate(Bundle savedInstanceState) {</w:t>
+            </w:r>
+          </w:p>
+          <w:p>
+            <w:pPr>
+              <w:rPr>
+                <w:rFonts w:hint="default"/>
+                <w:sz w:val="24"/>
+                <w:szCs w:val="24"/>
+                <w:vertAlign w:val="baseline"/>
+                <w:lang w:val="en-US"/>
+              </w:rPr>
+            </w:pPr>
+            <w:r>
+              <w:rPr>
+                <w:rFonts w:hint="default"/>
+                <w:sz w:val="24"/>
+                <w:szCs w:val="24"/>
+                <w:vertAlign w:val="baseline"/>
+                <w:lang w:val="en-US"/>
+              </w:rPr>
+              <w:t xml:space="preserve">        super.onCreate(savedInstanceState);</w:t>
+            </w:r>
+          </w:p>
+          <w:p>
+            <w:pPr>
+              <w:rPr>
+                <w:rFonts w:hint="default"/>
+                <w:sz w:val="24"/>
+                <w:szCs w:val="24"/>
+                <w:vertAlign w:val="baseline"/>
+                <w:lang w:val="en-US"/>
+              </w:rPr>
+            </w:pPr>
+            <w:r>
+              <w:rPr>
+                <w:rFonts w:hint="default"/>
+                <w:sz w:val="24"/>
+                <w:szCs w:val="24"/>
+                <w:vertAlign w:val="baseline"/>
+                <w:lang w:val="en-US"/>
+              </w:rPr>
+              <w:t xml:space="preserve">        EdgeToEdge.enable(this);</w:t>
+            </w:r>
+          </w:p>
+          <w:p>
+            <w:pPr>
+              <w:rPr>
+                <w:rFonts w:hint="default"/>
+                <w:sz w:val="24"/>
+                <w:szCs w:val="24"/>
+                <w:vertAlign w:val="baseline"/>
+                <w:lang w:val="en-US"/>
+              </w:rPr>
+            </w:pPr>
+            <w:r>
+              <w:rPr>
+                <w:rFonts w:hint="default"/>
+                <w:sz w:val="24"/>
+                <w:szCs w:val="24"/>
+                <w:vertAlign w:val="baseline"/>
+                <w:lang w:val="en-US"/>
+              </w:rPr>
+              <w:t xml:space="preserve">        setContentView(R.layout.activity_main);</w:t>
+            </w:r>
+          </w:p>
+          <w:p>
+            <w:pPr>
+              <w:rPr>
+                <w:rFonts w:hint="default"/>
+                <w:sz w:val="24"/>
+                <w:szCs w:val="24"/>
+                <w:vertAlign w:val="baseline"/>
+                <w:lang w:val="en-US"/>
+              </w:rPr>
+            </w:pPr>
+          </w:p>
+          <w:p>
+            <w:pPr>
+              <w:rPr>
+                <w:rFonts w:hint="default"/>
+                <w:sz w:val="24"/>
+                <w:szCs w:val="24"/>
+                <w:vertAlign w:val="baseline"/>
+                <w:lang w:val="en-US"/>
+              </w:rPr>
+            </w:pPr>
+            <w:r>
+              <w:rPr>
+                <w:rFonts w:hint="default"/>
+                <w:sz w:val="24"/>
+                <w:szCs w:val="24"/>
+                <w:vertAlign w:val="baseline"/>
+                <w:lang w:val="en-US"/>
+              </w:rPr>
+              <w:t xml:space="preserve">        //Step 1 : Inintializing Textview</w:t>
+            </w:r>
+          </w:p>
+          <w:p>
+            <w:pPr>
+              <w:rPr>
+                <w:rFonts w:hint="default"/>
+                <w:sz w:val="24"/>
+                <w:szCs w:val="24"/>
+                <w:vertAlign w:val="baseline"/>
+                <w:lang w:val="en-US"/>
+              </w:rPr>
+            </w:pPr>
+            <w:r>
+              <w:rPr>
+                <w:rFonts w:hint="default"/>
+                <w:sz w:val="24"/>
+                <w:szCs w:val="24"/>
+                <w:vertAlign w:val="baseline"/>
+                <w:lang w:val="en-US"/>
+              </w:rPr>
+              <w:t xml:space="preserve">        TextView tvname = findViewById(R.id.tvName);</w:t>
+            </w:r>
+          </w:p>
+          <w:p>
+            <w:pPr>
+              <w:rPr>
+                <w:rFonts w:hint="default"/>
+                <w:sz w:val="24"/>
+                <w:szCs w:val="24"/>
+                <w:vertAlign w:val="baseline"/>
+                <w:lang w:val="en-US"/>
+              </w:rPr>
+            </w:pPr>
+            <w:r>
+              <w:rPr>
+                <w:rFonts w:hint="default"/>
+                <w:sz w:val="24"/>
+                <w:szCs w:val="24"/>
+                <w:vertAlign w:val="baseline"/>
+                <w:lang w:val="en-US"/>
+              </w:rPr>
+              <w:t xml:space="preserve">        TextView tvemail = findViewById(R.id.tvEmail);</w:t>
+            </w:r>
+          </w:p>
+          <w:p>
+            <w:pPr>
+              <w:rPr>
+                <w:rFonts w:hint="default"/>
+                <w:sz w:val="24"/>
+                <w:szCs w:val="24"/>
+                <w:vertAlign w:val="baseline"/>
+                <w:lang w:val="en-US"/>
+              </w:rPr>
+            </w:pPr>
+          </w:p>
+          <w:p>
+            <w:pPr>
+              <w:rPr>
+                <w:rFonts w:hint="default"/>
+                <w:sz w:val="24"/>
+                <w:szCs w:val="24"/>
+                <w:vertAlign w:val="baseline"/>
+                <w:lang w:val="en-US"/>
+              </w:rPr>
+            </w:pPr>
+            <w:r>
+              <w:rPr>
+                <w:rFonts w:hint="default"/>
+                <w:sz w:val="24"/>
+                <w:szCs w:val="24"/>
+                <w:vertAlign w:val="baseline"/>
+                <w:lang w:val="en-US"/>
+              </w:rPr>
+              <w:t xml:space="preserve">        //Step 2 : Replacing textviews with name and email</w:t>
+            </w:r>
+          </w:p>
+          <w:p>
+            <w:pPr>
+              <w:rPr>
+                <w:rFonts w:hint="default"/>
+                <w:sz w:val="24"/>
+                <w:szCs w:val="24"/>
+                <w:vertAlign w:val="baseline"/>
+                <w:lang w:val="en-US"/>
+              </w:rPr>
+            </w:pPr>
+            <w:r>
+              <w:rPr>
+                <w:rFonts w:hint="default"/>
+                <w:sz w:val="24"/>
+                <w:szCs w:val="24"/>
+                <w:vertAlign w:val="baseline"/>
+                <w:lang w:val="en-US"/>
+              </w:rPr>
+              <w:t xml:space="preserve">        tvname.setText("Anshad");</w:t>
+            </w:r>
+          </w:p>
+          <w:p>
+            <w:pPr>
+              <w:rPr>
+                <w:rFonts w:hint="default"/>
+                <w:sz w:val="24"/>
+                <w:szCs w:val="24"/>
+                <w:vertAlign w:val="baseline"/>
+                <w:lang w:val="en-US"/>
+              </w:rPr>
+            </w:pPr>
+            <w:r>
+              <w:rPr>
+                <w:rFonts w:hint="default"/>
+                <w:sz w:val="24"/>
+                <w:szCs w:val="24"/>
+                <w:vertAlign w:val="baseline"/>
+                <w:lang w:val="en-US"/>
+              </w:rPr>
+              <w:t xml:space="preserve">        tvemail.setText("marshu817@gmail.com");</w:t>
+            </w:r>
+          </w:p>
+          <w:p>
+            <w:pPr>
+              <w:rPr>
+                <w:rFonts w:hint="default"/>
+                <w:sz w:val="24"/>
+                <w:szCs w:val="24"/>
+                <w:vertAlign w:val="baseline"/>
+                <w:lang w:val="en-US"/>
+              </w:rPr>
+            </w:pPr>
+          </w:p>
+          <w:p>
+            <w:pPr>
+              <w:rPr>
+                <w:rFonts w:hint="default"/>
+                <w:sz w:val="24"/>
+                <w:szCs w:val="24"/>
+                <w:vertAlign w:val="baseline"/>
+                <w:lang w:val="en-US"/>
+              </w:rPr>
+            </w:pPr>
+          </w:p>
+          <w:p>
+            <w:pPr>
+              <w:rPr>
+                <w:rFonts w:hint="default"/>
+                <w:sz w:val="24"/>
+                <w:szCs w:val="24"/>
+                <w:vertAlign w:val="baseline"/>
+                <w:lang w:val="en-US"/>
+              </w:rPr>
+            </w:pPr>
+          </w:p>
+          <w:p>
+            <w:pPr>
+              <w:rPr>
+                <w:rFonts w:hint="default"/>
+                <w:sz w:val="24"/>
+                <w:szCs w:val="24"/>
+                <w:vertAlign w:val="baseline"/>
+                <w:lang w:val="en-US"/>
+              </w:rPr>
+            </w:pPr>
+            <w:r>
+              <w:rPr>
+                <w:rFonts w:hint="default"/>
+                <w:sz w:val="24"/>
+                <w:szCs w:val="24"/>
+                <w:vertAlign w:val="baseline"/>
+                <w:lang w:val="en-US"/>
+              </w:rPr>
+              <w:t xml:space="preserve">        ViewCompat.setOnApplyWindowInsetsListener(findViewById(R.id.main), (v, insets) -&gt; {</w:t>
+            </w:r>
+          </w:p>
+          <w:p>
+            <w:pPr>
+              <w:rPr>
+                <w:rFonts w:hint="default"/>
+                <w:sz w:val="24"/>
+                <w:szCs w:val="24"/>
+                <w:vertAlign w:val="baseline"/>
+                <w:lang w:val="en-US"/>
+              </w:rPr>
+            </w:pPr>
+            <w:r>
+              <w:rPr>
+                <w:rFonts w:hint="default"/>
+                <w:sz w:val="24"/>
+                <w:szCs w:val="24"/>
+                <w:vertAlign w:val="baseline"/>
+                <w:lang w:val="en-US"/>
+              </w:rPr>
+              <w:t xml:space="preserve">            Insets systemBars = insets.getInsets(WindowInsetsCompat.Type.systemBars());</w:t>
+            </w:r>
+          </w:p>
+          <w:p>
+            <w:pPr>
+              <w:rPr>
+                <w:rFonts w:hint="default"/>
+                <w:sz w:val="24"/>
+                <w:szCs w:val="24"/>
+                <w:vertAlign w:val="baseline"/>
+                <w:lang w:val="en-US"/>
+              </w:rPr>
+            </w:pPr>
+            <w:r>
+              <w:rPr>
+                <w:rFonts w:hint="default"/>
+                <w:sz w:val="24"/>
+                <w:szCs w:val="24"/>
+                <w:vertAlign w:val="baseline"/>
+                <w:lang w:val="en-US"/>
+              </w:rPr>
+              <w:t xml:space="preserve">            v.setPadding(systemBars.left, systemBars.top, systemBars.right, systemBars.bottom);</w:t>
+            </w:r>
+          </w:p>
+          <w:p>
+            <w:pPr>
+              <w:rPr>
+                <w:rFonts w:hint="default"/>
+                <w:sz w:val="24"/>
+                <w:szCs w:val="24"/>
+                <w:vertAlign w:val="baseline"/>
+                <w:lang w:val="en-US"/>
+              </w:rPr>
+            </w:pPr>
+            <w:r>
+              <w:rPr>
+                <w:rFonts w:hint="default"/>
+                <w:sz w:val="24"/>
+                <w:szCs w:val="24"/>
+                <w:vertAlign w:val="baseline"/>
+                <w:lang w:val="en-US"/>
+              </w:rPr>
+              <w:t xml:space="preserve">            return insets;</w:t>
+            </w:r>
+          </w:p>
+          <w:p>
+            <w:pPr>
+              <w:rPr>
+                <w:rFonts w:hint="default"/>
+                <w:sz w:val="24"/>
+                <w:szCs w:val="24"/>
+                <w:vertAlign w:val="baseline"/>
+                <w:lang w:val="en-US"/>
+              </w:rPr>
+            </w:pPr>
+            <w:r>
+              <w:rPr>
+                <w:rFonts w:hint="default"/>
+                <w:sz w:val="24"/>
+                <w:szCs w:val="24"/>
+                <w:vertAlign w:val="baseline"/>
+                <w:lang w:val="en-US"/>
+              </w:rPr>
+              <w:t xml:space="preserve">        });</w:t>
+            </w:r>
+          </w:p>
+          <w:p>
+            <w:pPr>
+              <w:rPr>
+                <w:rFonts w:hint="default"/>
+                <w:sz w:val="24"/>
+                <w:szCs w:val="24"/>
+                <w:vertAlign w:val="baseline"/>
+                <w:lang w:val="en-US"/>
+              </w:rPr>
+            </w:pPr>
+            <w:r>
+              <w:rPr>
+                <w:rFonts w:hint="default"/>
+                <w:sz w:val="24"/>
+                <w:szCs w:val="24"/>
+                <w:vertAlign w:val="baseline"/>
+                <w:lang w:val="en-US"/>
+              </w:rPr>
+              <w:t xml:space="preserve">    }</w:t>
+            </w:r>
+          </w:p>
+          <w:p>
+            <w:pPr>
+              <w:rPr>
+                <w:rFonts w:hint="default"/>
+                <w:vertAlign w:val="baseline"/>
+                <w:lang w:val="en-US"/>
+              </w:rPr>
+            </w:pPr>
+            <w:r>
+              <w:rPr>
+                <w:rFonts w:hint="default"/>
+                <w:sz w:val="24"/>
+                <w:szCs w:val="24"/>
+                <w:vertAlign w:val="baseline"/>
+                <w:lang w:val="en-US"/>
+              </w:rPr>
+              <w:t>}</w:t>
+            </w:r>
+          </w:p>
+        </w:tc>
+      </w:tr>
+    </w:tbl>
+    <w:p>
+      <w:pPr>
+        <w:rPr>
+          <w:rFonts w:hint="default" w:asciiTheme="majorHAnsi" w:hAnsiTheme="majorHAnsi" w:cstheme="minorHAnsi"/>
+          <w:b/>
+          <w:bCs/>
+          <w:color w:val="000000"/>
+          <w:sz w:val="28"/>
+          <w:szCs w:val="28"/>
+          <w:u w:val="single"/>
+          <w:lang w:val="en-US"/>
+        </w:rPr>
+      </w:pPr>
+      <w:r>
+        <w:rPr>
+          <w:rFonts w:hint="default" w:asciiTheme="majorHAnsi" w:hAnsiTheme="majorHAnsi" w:cstheme="minorHAnsi"/>
+          <w:b/>
+          <w:bCs/>
+          <w:color w:val="000000"/>
+          <w:sz w:val="28"/>
+          <w:szCs w:val="28"/>
+          <w:u w:val="single"/>
+          <w:lang w:val="en-US"/>
+        </w:rPr>
+        <w:br w:type="page"/>
+      </w:r>
+    </w:p>
+    <w:tbl>
+      <w:tblPr>
+        <w:tblStyle w:val="4"/>
+        <w:tblpPr w:leftFromText="180" w:rightFromText="180" w:vertAnchor="text" w:horzAnchor="page" w:tblpX="924" w:tblpY="567"/>
+        <w:tblOverlap w:val="never"/>
+        <w:tblW w:w="0" w:type="auto"/>
+        <w:tblInd w:w="0" w:type="dxa"/>
+        <w:tblBorders>
+          <w:top w:val="single" w:color="auto" w:sz="4" w:space="0"/>
+          <w:left w:val="single" w:color="auto" w:sz="4" w:space="0"/>
+          <w:bottom w:val="single" w:color="auto" w:sz="4" w:space="0"/>
+          <w:right w:val="single" w:color="auto" w:sz="4" w:space="0"/>
+          <w:insideH w:val="single" w:color="auto" w:sz="4" w:space="0"/>
+          <w:insideV w:val="single" w:color="auto" w:sz="4" w:space="0"/>
+        </w:tblBorders>
+        <w:tblLayout w:type="autofit"/>
+        <w:tblCellMar>
+          <w:top w:w="0" w:type="dxa"/>
+          <w:left w:w="108" w:type="dxa"/>
+          <w:bottom w:w="0" w:type="dxa"/>
+          <w:right w:w="108" w:type="dxa"/>
+        </w:tblCellMar>
+      </w:tblPr>
+      <w:tblGrid>
+        <w:gridCol w:w="2908"/>
+      </w:tblGrid>
+      <w:tr>
+        <w:tblPrEx>
+          <w:tblBorders>
+            <w:top w:val="single" w:color="auto" w:sz="4" w:space="0"/>
+            <w:left w:val="single" w:color="auto" w:sz="4" w:space="0"/>
+            <w:bottom w:val="single" w:color="auto" w:sz="4" w:space="0"/>
+            <w:right w:val="single" w:color="auto" w:sz="4" w:space="0"/>
+            <w:insideH w:val="single" w:color="auto" w:sz="4" w:space="0"/>
+            <w:insideV w:val="single" w:color="auto" w:sz="4" w:space="0"/>
+          </w:tblBorders>
+          <w:tblCellMar>
+            <w:top w:w="0" w:type="dxa"/>
+            <w:left w:w="108" w:type="dxa"/>
+            <w:bottom w:w="0" w:type="dxa"/>
+            <w:right w:w="108" w:type="dxa"/>
+          </w:tblCellMar>
+        </w:tblPrEx>
+        <w:trPr>
+          <w:trHeight w:val="468" w:hRule="atLeast"/>
+        </w:trPr>
+        <w:tc>
+          <w:tcPr>
+            <w:tcW w:w="2908" w:type="dxa"/>
+          </w:tcPr>
+          <w:p>
+            <w:pPr>
+              <w:widowControl w:val="0"/>
+              <w:rPr>
+                <w:rFonts w:hint="default" w:asciiTheme="majorHAnsi" w:hAnsiTheme="majorHAnsi" w:cstheme="minorHAnsi"/>
+                <w:b/>
+                <w:bCs/>
+                <w:color w:val="000000"/>
+                <w:sz w:val="28"/>
+                <w:szCs w:val="28"/>
+                <w:u w:val="single"/>
+                <w:vertAlign w:val="baseline"/>
+                <w:lang w:val="en-US"/>
+              </w:rPr>
+            </w:pPr>
+            <w:r>
+              <w:rPr>
+                <w:rFonts w:hint="default" w:ascii="Times New Roman" w:hAnsi="Times New Roman" w:cs="Times New Roman"/>
+                <w:b/>
+                <w:bCs/>
+                <w:color w:val="000000"/>
+                <w:sz w:val="28"/>
+                <w:szCs w:val="28"/>
+                <w:u w:val="single"/>
+                <w:lang w:val="en-US"/>
+              </w:rPr>
+              <w:t>OUTPUT</w:t>
+            </w:r>
+          </w:p>
+        </w:tc>
+      </w:tr>
+    </w:tbl>
+    <w:tbl>
+      <w:tblPr>
+        <w:tblStyle w:val="4"/>
+        <w:tblpPr w:leftFromText="180" w:rightFromText="180" w:vertAnchor="text" w:horzAnchor="page" w:tblpX="913" w:tblpY="1178"/>
+        <w:tblOverlap w:val="never"/>
+        <w:tblW w:w="0" w:type="auto"/>
+        <w:tblInd w:w="0" w:type="dxa"/>
+        <w:tblBorders>
+          <w:top w:val="single" w:color="auto" w:sz="4" w:space="0"/>
+          <w:left w:val="single" w:color="auto" w:sz="4" w:space="0"/>
+          <w:bottom w:val="single" w:color="auto" w:sz="4" w:space="0"/>
+          <w:right w:val="single" w:color="auto" w:sz="4" w:space="0"/>
+          <w:insideH w:val="single" w:color="auto" w:sz="4" w:space="0"/>
+          <w:insideV w:val="single" w:color="auto" w:sz="4" w:space="0"/>
+        </w:tblBorders>
+        <w:tblLayout w:type="autofit"/>
+        <w:tblCellMar>
+          <w:top w:w="0" w:type="dxa"/>
+          <w:left w:w="108" w:type="dxa"/>
+          <w:bottom w:w="0" w:type="dxa"/>
+          <w:right w:w="108" w:type="dxa"/>
+        </w:tblCellMar>
+      </w:tblPr>
+      <w:tblGrid>
+        <w:gridCol w:w="10260"/>
+      </w:tblGrid>
+      <w:tr>
+        <w:tblPrEx>
+          <w:tblBorders>
+            <w:top w:val="single" w:color="auto" w:sz="4" w:space="0"/>
+            <w:left w:val="single" w:color="auto" w:sz="4" w:space="0"/>
+            <w:bottom w:val="single" w:color="auto" w:sz="4" w:space="0"/>
+            <w:right w:val="single" w:color="auto" w:sz="4" w:space="0"/>
+            <w:insideH w:val="single" w:color="auto" w:sz="4" w:space="0"/>
+            <w:insideV w:val="single" w:color="auto" w:sz="4" w:space="0"/>
+          </w:tblBorders>
+        </w:tblPrEx>
+        <w:trPr>
+          <w:trHeight w:val="9677" w:hRule="atLeast"/>
+        </w:trPr>
+        <w:tc>
+          <w:tcPr>
+            <w:tcW w:w="10260" w:type="dxa"/>
+          </w:tcPr>
+          <w:p>
+            <w:pPr>
+              <w:rPr>
+                <w:rFonts w:hint="default"/>
+                <w:vertAlign w:val="baseline"/>
+                <w:lang w:val="en-US"/>
+              </w:rPr>
+            </w:pPr>
+            <w:r>
+              <w:rPr>
+                <w:rFonts w:hint="default"/>
+                <w:vertAlign w:val="baseline"/>
+                <w:lang w:val="en-US"/>
+              </w:rPr>
+              <w:drawing>
+                <wp:inline distT="0" distB="0" distL="114300" distR="114300">
+                  <wp:extent cx="3055620" cy="6804025"/>
+                  <wp:effectExtent l="0" t="0" r="7620" b="8255"/>
+                  <wp:docPr id="1" name="Picture 1" descr="p1"/>
+                  <wp:cNvGraphicFramePr>
+                    <a:graphicFrameLocks xmlns:a="http://schemas.openxmlformats.org/drawingml/2006/main" noChangeAspect="1"/>
+                  </wp:cNvGraphicFramePr>
+                  <a:graphic xmlns:a="http://schemas.openxmlformats.org/drawingml/2006/main">
+                    <a:graphicData uri="http://schemas.openxmlformats.org/drawingml/2006/picture">
+                      <pic:pic xmlns:pic="http://schemas.openxmlformats.org/drawingml/2006/picture">
+                        <pic:nvPicPr>
+                          <pic:cNvPr id="1" name="Picture 1" descr="p1"/>
+                          <pic:cNvPicPr>
+                            <a:picLocks noChangeAspect="1"/>
+                          </pic:cNvPicPr>
+                        </pic:nvPicPr>
+                        <pic:blipFill>
+                          <a:blip r:embed="rId4"/>
+                          <a:stretch>
+                            <a:fillRect/>
+                          </a:stretch>
+                        </pic:blipFill>
+                        <pic:spPr>
+                          <a:xfrm>
+                            <a:off x="0" y="0"/>
+                            <a:ext cx="3055620" cy="6804025"/>
+                          </a:xfrm>
+                          <a:prstGeom prst="rect">
+                            <a:avLst/>
+                          </a:prstGeom>
+                        </pic:spPr>
+                      </pic:pic>
+                    </a:graphicData>
+                  </a:graphic>
+                </wp:inline>
+              </w:drawing>
+            </w:r>
+          </w:p>
+        </w:tc>
+      </w:tr>
+    </w:tbl>
+    <w:p>
+      <w:pPr>
+        <w:rPr>
+          <w:rFonts w:hint="default" w:asciiTheme="majorHAnsi" w:hAnsiTheme="majorHAnsi" w:cstheme="minorHAnsi"/>
+          <w:b/>
+          <w:bCs/>
+          <w:color w:val="000000"/>
+          <w:sz w:val="28"/>
+          <w:szCs w:val="28"/>
+          <w:u w:val="single"/>
+          <w:lang w:val="en-US"/>
+        </w:rPr>
+      </w:pPr>
+      <w:r>
+        <w:rPr>
+          <w:rFonts w:hint="default" w:asciiTheme="majorHAnsi" w:hAnsiTheme="majorHAnsi" w:cstheme="minorHAnsi"/>
+          <w:b/>
+          <w:bCs/>
+          <w:color w:val="000000"/>
+          <w:sz w:val="28"/>
+          <w:szCs w:val="28"/>
+          <w:u w:val="single"/>
+          <w:lang w:val="en-US"/>
+        </w:rPr>
+        <w:br w:type="page"/>
+      </w:r>
+    </w:p>
+    <w:p>
+      <w:pPr>
+        <w:rPr>
+          <w:rFonts w:hint="default" w:asciiTheme="majorHAnsi" w:hAnsiTheme="majorHAnsi" w:cstheme="minorHAnsi"/>
+          <w:b/>
+          <w:bCs/>
+          <w:color w:val="000000"/>
+          <w:sz w:val="28"/>
+          <w:szCs w:val="28"/>
+          <w:u w:val="single"/>
+          <w:lang w:val="en-US"/>
+        </w:rPr>
+      </w:pPr>
       <w:bookmarkStart w:id="0" w:name="_GoBack"/>
       <w:bookmarkEnd w:id="0"/>
     </w:p>
     <w:sectPr>
       <w:pgSz w:w="11906" w:h="16838"/>
       <w:pgMar w:top="720" w:right="720" w:bottom="720" w:left="720" w:header="720" w:footer="720" w:gutter="0"/>
+      <w:pgBorders>
+        <w:top w:val="double" w:color="auto" w:sz="4" w:space="1"/>
+        <w:left w:val="double" w:color="auto" w:sz="4" w:space="4"/>
+        <w:bottom w:val="double" w:color="auto" w:sz="4" w:space="1"/>
+        <w:right w:val="double" w:color="auto" w:sz="4" w:space="4"/>
+      </w:pgBorders>
       <w:cols w:space="720" w:num="1"/>
       <w:docGrid w:linePitch="360" w:charSpace="0"/>
     </w:sectPr>
@@ -21,7 +2082,7 @@
   <w:docDefaults>
     <w:rPrDefault>
       <w:rPr>
-        <w:rFonts w:asciiTheme="minorHAnsi" w:hAnsiTheme="minorHAnsi" w:eastAsiaTheme="minorEastAsia" w:cstheme="minorBidi"/>
+        <w:rFonts w:ascii="Times New Roman" w:hAnsi="Times New Roman" w:eastAsia="SimSun" w:cs="Times New Roman"/>
       </w:rPr>
     </w:rPrDefault>
     <w:pPrDefault/>
@@ -175,7 +2236,7 @@
     <w:lsdException w:unhideWhenUsed="0" w:uiPriority="0" w:semiHidden="0" w:name="Table Web 2"/>
     <w:lsdException w:unhideWhenUsed="0" w:uiPriority="0" w:semiHidden="0" w:name="Table Web 3"/>
     <w:lsdException w:unhideWhenUsed="0" w:uiPriority="0" w:semiHidden="0" w:name="Balloon Text"/>
-    <w:lsdException w:unhideWhenUsed="0" w:uiPriority="0" w:semiHidden="0" w:name="Table Grid"/>
+    <w:lsdException w:qFormat="1" w:unhideWhenUsed="0" w:uiPriority="59" w:semiHidden="0" w:name="Table Grid"/>
     <w:lsdException w:unhideWhenUsed="0" w:uiPriority="0" w:semiHidden="0" w:name="Table Theme"/>
     <w:lsdException w:unhideWhenUsed="0" w:uiPriority="60" w:semiHidden="0" w:name="Light Shading"/>
     <w:lsdException w:unhideWhenUsed="0" w:uiPriority="61" w:semiHidden="0" w:name="Light List"/>
@@ -302,6 +2363,26 @@
         <w:bottom w:w="0" w:type="dxa"/>
         <w:right w:w="108" w:type="dxa"/>
       </w:tblCellMar>
+    </w:tblPr>
+  </w:style>
+  <w:style w:type="table" w:styleId="4">
+    <w:name w:val="Table Grid"/>
+    <w:basedOn w:val="3"/>
+    <w:qFormat/>
+    <w:uiPriority w:val="59"/>
+    <w:pPr>
+      <w:widowControl w:val="0"/>
+      <w:jc w:val="both"/>
+    </w:pPr>
+    <w:tblPr>
+      <w:tblBorders>
+        <w:top w:val="single" w:color="auto" w:sz="4" w:space="0"/>
+        <w:left w:val="single" w:color="auto" w:sz="4" w:space="0"/>
+        <w:bottom w:val="single" w:color="auto" w:sz="4" w:space="0"/>
+        <w:right w:val="single" w:color="auto" w:sz="4" w:space="0"/>
+        <w:insideH w:val="single" w:color="auto" w:sz="4" w:space="0"/>
+        <w:insideV w:val="single" w:color="auto" w:sz="4" w:space="0"/>
+      </w:tblBorders>
     </w:tblPr>
   </w:style>
 </w:styles>

--- a/SEM 3/Android(MCA307)/Android LAB RECORD @anshad.docx
+++ b/SEM 3/Android(MCA307)/Android LAB RECORD @anshad.docx
@@ -138,7 +138,22 @@
                 <w:szCs w:val="28"/>
                 <w:lang w:val="en-US" w:eastAsia="zh-CN" w:bidi="ar"/>
               </w:rPr>
-              <w:t>Create an app that displays your name and email id.</w:t>
+              <w:t>Create an app that display</w:t>
+            </w:r>
+            <w:bookmarkStart w:id="0" w:name="_GoBack"/>
+            <w:bookmarkEnd w:id="0"/>
+            <w:r>
+              <w:rPr>
+                <w:rFonts w:hint="default" w:ascii="Times New Roman" w:hAnsi="Times New Roman" w:eastAsia="SimSun" w:cs="Times New Roman"/>
+                <w:b/>
+                <w:bCs/>
+                <w:color w:val="000000"/>
+                <w:kern w:val="0"/>
+                <w:sz w:val="28"/>
+                <w:szCs w:val="28"/>
+                <w:lang w:val="en-US" w:eastAsia="zh-CN" w:bidi="ar"/>
+              </w:rPr>
+              <w:t>s your name and email id.</w:t>
             </w:r>
             <w:r>
               <w:rPr>
@@ -1102,6 +1117,12 @@
             <w:insideH w:val="single" w:color="auto" w:sz="4" w:space="0"/>
             <w:insideV w:val="single" w:color="auto" w:sz="4" w:space="0"/>
           </w:tblBorders>
+          <w:tblCellMar>
+            <w:top w:w="0" w:type="dxa"/>
+            <w:left w:w="108" w:type="dxa"/>
+            <w:bottom w:w="0" w:type="dxa"/>
+            <w:right w:w="108" w:type="dxa"/>
+          </w:tblCellMar>
         </w:tblPrEx>
         <w:trPr>
           <w:trHeight w:val="9677" w:hRule="atLeast"/>
@@ -1954,6 +1975,12 @@
             <w:insideH w:val="single" w:color="auto" w:sz="4" w:space="0"/>
             <w:insideV w:val="single" w:color="auto" w:sz="4" w:space="0"/>
           </w:tblBorders>
+          <w:tblCellMar>
+            <w:top w:w="0" w:type="dxa"/>
+            <w:left w:w="108" w:type="dxa"/>
+            <w:bottom w:w="0" w:type="dxa"/>
+            <w:right w:w="108" w:type="dxa"/>
+          </w:tblCellMar>
         </w:tblPrEx>
         <w:trPr>
           <w:trHeight w:val="9677" w:hRule="atLeast"/>
@@ -2045,6 +2072,1007 @@
         <w:br w:type="page"/>
       </w:r>
     </w:p>
+    <w:tbl>
+      <w:tblPr>
+        <w:tblStyle w:val="4"/>
+        <w:tblpPr w:leftFromText="180" w:rightFromText="180" w:vertAnchor="page" w:horzAnchor="page" w:tblpX="985" w:tblpY="939"/>
+        <w:tblOverlap w:val="never"/>
+        <w:tblW w:w="0" w:type="auto"/>
+        <w:tblInd w:w="0" w:type="dxa"/>
+        <w:tblBorders>
+          <w:top w:val="single" w:color="auto" w:sz="4" w:space="0"/>
+          <w:left w:val="single" w:color="auto" w:sz="4" w:space="0"/>
+          <w:bottom w:val="single" w:color="auto" w:sz="4" w:space="0"/>
+          <w:right w:val="single" w:color="auto" w:sz="4" w:space="0"/>
+          <w:insideH w:val="single" w:color="auto" w:sz="4" w:space="0"/>
+          <w:insideV w:val="single" w:color="auto" w:sz="4" w:space="0"/>
+        </w:tblBorders>
+        <w:tblLayout w:type="autofit"/>
+        <w:tblCellMar>
+          <w:top w:w="0" w:type="dxa"/>
+          <w:left w:w="108" w:type="dxa"/>
+          <w:bottom w:w="0" w:type="dxa"/>
+          <w:right w:w="108" w:type="dxa"/>
+        </w:tblCellMar>
+      </w:tblPr>
+      <w:tblGrid>
+        <w:gridCol w:w="10180"/>
+      </w:tblGrid>
+      <w:tr>
+        <w:tblPrEx>
+          <w:tblBorders>
+            <w:top w:val="single" w:color="auto" w:sz="4" w:space="0"/>
+            <w:left w:val="single" w:color="auto" w:sz="4" w:space="0"/>
+            <w:bottom w:val="single" w:color="auto" w:sz="4" w:space="0"/>
+            <w:right w:val="single" w:color="auto" w:sz="4" w:space="0"/>
+            <w:insideH w:val="single" w:color="auto" w:sz="4" w:space="0"/>
+            <w:insideV w:val="single" w:color="auto" w:sz="4" w:space="0"/>
+          </w:tblBorders>
+          <w:tblCellMar>
+            <w:top w:w="0" w:type="dxa"/>
+            <w:left w:w="108" w:type="dxa"/>
+            <w:bottom w:w="0" w:type="dxa"/>
+            <w:right w:w="108" w:type="dxa"/>
+          </w:tblCellMar>
+        </w:tblPrEx>
+        <w:trPr>
+          <w:trHeight w:val="479" w:hRule="atLeast"/>
+        </w:trPr>
+        <w:tc>
+          <w:tcPr>
+            <w:tcW w:w="10180" w:type="dxa"/>
+            <w:tcBorders>
+              <w:top w:val="single" w:color="000000" w:sz="8" w:space="0"/>
+              <w:left w:val="single" w:color="000000" w:sz="8" w:space="0"/>
+              <w:bottom w:val="single" w:color="000000" w:sz="8" w:space="0"/>
+              <w:right w:val="single" w:color="000000" w:sz="8" w:space="0"/>
+            </w:tcBorders>
+            <w:shd w:val="clear" w:color="auto" w:fill="000000"/>
+          </w:tcPr>
+          <w:p>
+            <w:pPr>
+              <w:rPr>
+                <w:rFonts w:hint="default"/>
+                <w:color w:val="FFFFFF"/>
+                <w:vertAlign w:val="baseline"/>
+                <w:lang w:val="en-US"/>
+              </w:rPr>
+            </w:pPr>
+            <w:r>
+              <w:rPr>
+                <w:rFonts w:hint="default" w:ascii="Times New Roman" w:hAnsi="Times New Roman" w:cs="Times New Roman"/>
+                <w:b/>
+                <w:bCs/>
+                <w:color w:val="FFFFFF"/>
+                <w:sz w:val="28"/>
+                <w:szCs w:val="28"/>
+              </w:rPr>
+              <w:t xml:space="preserve">PROGRAM : </w:t>
+            </w:r>
+            <w:r>
+              <w:rPr>
+                <w:rFonts w:hint="default" w:ascii="Times New Roman" w:hAnsi="Times New Roman" w:cs="Times New Roman"/>
+                <w:b/>
+                <w:bCs/>
+                <w:color w:val="FFFFFF"/>
+                <w:sz w:val="28"/>
+                <w:szCs w:val="28"/>
+                <w:lang w:val="en-US"/>
+              </w:rPr>
+              <w:t>2</w:t>
+            </w:r>
+          </w:p>
+        </w:tc>
+      </w:tr>
+      <w:tr>
+        <w:tblPrEx>
+          <w:tblBorders>
+            <w:top w:val="single" w:color="auto" w:sz="4" w:space="0"/>
+            <w:left w:val="single" w:color="auto" w:sz="4" w:space="0"/>
+            <w:bottom w:val="single" w:color="auto" w:sz="4" w:space="0"/>
+            <w:right w:val="single" w:color="auto" w:sz="4" w:space="0"/>
+            <w:insideH w:val="single" w:color="auto" w:sz="4" w:space="0"/>
+            <w:insideV w:val="single" w:color="auto" w:sz="4" w:space="0"/>
+          </w:tblBorders>
+          <w:tblCellMar>
+            <w:top w:w="0" w:type="dxa"/>
+            <w:left w:w="108" w:type="dxa"/>
+            <w:bottom w:w="0" w:type="dxa"/>
+            <w:right w:w="108" w:type="dxa"/>
+          </w:tblCellMar>
+        </w:tblPrEx>
+        <w:trPr>
+          <w:trHeight w:val="514" w:hRule="atLeast"/>
+        </w:trPr>
+        <w:tc>
+          <w:tcPr>
+            <w:tcW w:w="10180" w:type="dxa"/>
+            <w:tcBorders>
+              <w:top w:val="single" w:color="000000" w:sz="8" w:space="0"/>
+              <w:left w:val="single" w:color="000000" w:sz="8" w:space="0"/>
+              <w:bottom w:val="single" w:color="000000" w:sz="8" w:space="0"/>
+              <w:right w:val="single" w:color="000000" w:sz="8" w:space="0"/>
+            </w:tcBorders>
+            <w:shd w:val="clear" w:color="auto" w:fill="FFFFFF"/>
+          </w:tcPr>
+          <w:p>
+            <w:pPr>
+              <w:keepNext w:val="0"/>
+              <w:keepLines w:val="0"/>
+              <w:widowControl/>
+              <w:suppressLineNumbers w:val="0"/>
+              <w:jc w:val="left"/>
+              <w:rPr>
+                <w:b/>
+                <w:bCs/>
+                <w:sz w:val="28"/>
+                <w:szCs w:val="28"/>
+              </w:rPr>
+            </w:pPr>
+            <w:r>
+              <w:rPr>
+                <w:rFonts w:hint="default" w:ascii="Times New Roman" w:hAnsi="Times New Roman" w:eastAsia="SimSun" w:cs="Times New Roman"/>
+                <w:b/>
+                <w:bCs/>
+                <w:color w:val="000000"/>
+                <w:kern w:val="0"/>
+                <w:sz w:val="28"/>
+                <w:szCs w:val="28"/>
+                <w:lang w:val="en-US" w:eastAsia="zh-CN" w:bidi="ar"/>
+              </w:rPr>
+              <w:t xml:space="preserve">Create an app that takes marks of any three subjects from the user and </w:t>
+            </w:r>
+          </w:p>
+          <w:p>
+            <w:pPr>
+              <w:keepNext w:val="0"/>
+              <w:keepLines w:val="0"/>
+              <w:widowControl/>
+              <w:suppressLineNumbers w:val="0"/>
+              <w:jc w:val="left"/>
+              <w:rPr>
+                <w:b/>
+                <w:bCs/>
+                <w:sz w:val="28"/>
+                <w:szCs w:val="28"/>
+              </w:rPr>
+            </w:pPr>
+            <w:r>
+              <w:rPr>
+                <w:rFonts w:hint="default" w:ascii="Times New Roman" w:hAnsi="Times New Roman" w:eastAsia="SimSun" w:cs="Times New Roman"/>
+                <w:b/>
+                <w:bCs/>
+                <w:color w:val="000000"/>
+                <w:kern w:val="0"/>
+                <w:sz w:val="28"/>
+                <w:szCs w:val="28"/>
+                <w:lang w:val="en-US" w:eastAsia="zh-CN" w:bidi="ar"/>
+              </w:rPr>
+              <w:t xml:space="preserve">displays its sum and average. </w:t>
+            </w:r>
+          </w:p>
+          <w:p>
+            <w:pPr>
+              <w:keepNext w:val="0"/>
+              <w:keepLines w:val="0"/>
+              <w:widowControl/>
+              <w:suppressLineNumbers w:val="0"/>
+              <w:jc w:val="left"/>
+              <w:rPr>
+                <w:rFonts w:hint="default"/>
+                <w:color w:val="000000"/>
+                <w:vertAlign w:val="baseline"/>
+                <w:lang w:val="en-US"/>
+              </w:rPr>
+            </w:pPr>
+          </w:p>
+        </w:tc>
+      </w:tr>
+    </w:tbl>
+    <w:p>
+      <w:pPr>
+        <w:rPr>
+          <w:rFonts w:hint="default"/>
+          <w:lang w:val="en-US"/>
+        </w:rPr>
+      </w:pPr>
+    </w:p>
+    <w:tbl>
+      <w:tblPr>
+        <w:tblStyle w:val="4"/>
+        <w:tblpPr w:leftFromText="180" w:rightFromText="180" w:vertAnchor="text" w:horzAnchor="page" w:tblpX="924" w:tblpY="567"/>
+        <w:tblOverlap w:val="never"/>
+        <w:tblW w:w="0" w:type="auto"/>
+        <w:tblInd w:w="0" w:type="dxa"/>
+        <w:tblBorders>
+          <w:top w:val="single" w:color="auto" w:sz="4" w:space="0"/>
+          <w:left w:val="single" w:color="auto" w:sz="4" w:space="0"/>
+          <w:bottom w:val="single" w:color="auto" w:sz="4" w:space="0"/>
+          <w:right w:val="single" w:color="auto" w:sz="4" w:space="0"/>
+          <w:insideH w:val="single" w:color="auto" w:sz="4" w:space="0"/>
+          <w:insideV w:val="single" w:color="auto" w:sz="4" w:space="0"/>
+        </w:tblBorders>
+        <w:tblLayout w:type="autofit"/>
+        <w:tblCellMar>
+          <w:top w:w="0" w:type="dxa"/>
+          <w:left w:w="108" w:type="dxa"/>
+          <w:bottom w:w="0" w:type="dxa"/>
+          <w:right w:w="108" w:type="dxa"/>
+        </w:tblCellMar>
+      </w:tblPr>
+      <w:tblGrid>
+        <w:gridCol w:w="2908"/>
+      </w:tblGrid>
+      <w:tr>
+        <w:tblPrEx>
+          <w:tblBorders>
+            <w:top w:val="single" w:color="auto" w:sz="4" w:space="0"/>
+            <w:left w:val="single" w:color="auto" w:sz="4" w:space="0"/>
+            <w:bottom w:val="single" w:color="auto" w:sz="4" w:space="0"/>
+            <w:right w:val="single" w:color="auto" w:sz="4" w:space="0"/>
+            <w:insideH w:val="single" w:color="auto" w:sz="4" w:space="0"/>
+            <w:insideV w:val="single" w:color="auto" w:sz="4" w:space="0"/>
+          </w:tblBorders>
+          <w:tblCellMar>
+            <w:top w:w="0" w:type="dxa"/>
+            <w:left w:w="108" w:type="dxa"/>
+            <w:bottom w:w="0" w:type="dxa"/>
+            <w:right w:w="108" w:type="dxa"/>
+          </w:tblCellMar>
+        </w:tblPrEx>
+        <w:trPr>
+          <w:trHeight w:val="468" w:hRule="atLeast"/>
+        </w:trPr>
+        <w:tc>
+          <w:tcPr>
+            <w:tcW w:w="2908" w:type="dxa"/>
+          </w:tcPr>
+          <w:p>
+            <w:pPr>
+              <w:ind w:firstLine="140" w:firstLineChars="50"/>
+              <w:rPr>
+                <w:rFonts w:asciiTheme="majorHAnsi" w:hAnsiTheme="majorHAnsi" w:cstheme="minorHAnsi"/>
+                <w:b/>
+                <w:bCs/>
+                <w:color w:val="000000"/>
+                <w:sz w:val="28"/>
+                <w:szCs w:val="28"/>
+                <w:u w:val="single"/>
+                <w:vertAlign w:val="baseline"/>
+              </w:rPr>
+            </w:pPr>
+            <w:r>
+              <w:rPr>
+                <w:rFonts w:hint="default" w:ascii="Times New Roman" w:hAnsi="Times New Roman" w:cs="Times New Roman"/>
+                <w:b/>
+                <w:bCs/>
+                <w:color w:val="000000"/>
+                <w:sz w:val="28"/>
+                <w:szCs w:val="28"/>
+                <w:u w:val="none"/>
+              </w:rPr>
+              <w:t>activity_main.xml</w:t>
+            </w:r>
+          </w:p>
+        </w:tc>
+      </w:tr>
+    </w:tbl>
+    <w:tbl>
+      <w:tblPr>
+        <w:tblStyle w:val="4"/>
+        <w:tblpPr w:leftFromText="180" w:rightFromText="180" w:vertAnchor="text" w:horzAnchor="page" w:tblpX="913" w:tblpY="1178"/>
+        <w:tblOverlap w:val="never"/>
+        <w:tblW w:w="0" w:type="auto"/>
+        <w:tblInd w:w="0" w:type="dxa"/>
+        <w:tblBorders>
+          <w:top w:val="single" w:color="auto" w:sz="4" w:space="0"/>
+          <w:left w:val="single" w:color="auto" w:sz="4" w:space="0"/>
+          <w:bottom w:val="single" w:color="auto" w:sz="4" w:space="0"/>
+          <w:right w:val="single" w:color="auto" w:sz="4" w:space="0"/>
+          <w:insideH w:val="single" w:color="auto" w:sz="4" w:space="0"/>
+          <w:insideV w:val="single" w:color="auto" w:sz="4" w:space="0"/>
+        </w:tblBorders>
+        <w:tblLayout w:type="autofit"/>
+        <w:tblCellMar>
+          <w:top w:w="0" w:type="dxa"/>
+          <w:left w:w="108" w:type="dxa"/>
+          <w:bottom w:w="0" w:type="dxa"/>
+          <w:right w:w="108" w:type="dxa"/>
+        </w:tblCellMar>
+      </w:tblPr>
+      <w:tblGrid>
+        <w:gridCol w:w="10260"/>
+      </w:tblGrid>
+      <w:tr>
+        <w:tblPrEx>
+          <w:tblBorders>
+            <w:top w:val="single" w:color="auto" w:sz="4" w:space="0"/>
+            <w:left w:val="single" w:color="auto" w:sz="4" w:space="0"/>
+            <w:bottom w:val="single" w:color="auto" w:sz="4" w:space="0"/>
+            <w:right w:val="single" w:color="auto" w:sz="4" w:space="0"/>
+            <w:insideH w:val="single" w:color="auto" w:sz="4" w:space="0"/>
+            <w:insideV w:val="single" w:color="auto" w:sz="4" w:space="0"/>
+          </w:tblBorders>
+          <w:tblCellMar>
+            <w:top w:w="0" w:type="dxa"/>
+            <w:left w:w="108" w:type="dxa"/>
+            <w:bottom w:w="0" w:type="dxa"/>
+            <w:right w:w="108" w:type="dxa"/>
+          </w:tblCellMar>
+        </w:tblPrEx>
+        <w:trPr>
+          <w:trHeight w:val="9677" w:hRule="atLeast"/>
+        </w:trPr>
+        <w:tc>
+          <w:tcPr>
+            <w:tcW w:w="10260" w:type="dxa"/>
+          </w:tcPr>
+          <w:p>
+            <w:pPr>
+              <w:rPr>
+                <w:rFonts w:hint="default" w:ascii="Times New Roman" w:hAnsi="Times New Roman" w:cs="Times New Roman"/>
+                <w:sz w:val="24"/>
+                <w:szCs w:val="24"/>
+                <w:vertAlign w:val="baseline"/>
+                <w:lang w:val="en-US"/>
+              </w:rPr>
+            </w:pPr>
+            <w:r>
+              <w:rPr>
+                <w:rFonts w:hint="default" w:ascii="Times New Roman" w:hAnsi="Times New Roman" w:cs="Times New Roman"/>
+                <w:sz w:val="24"/>
+                <w:szCs w:val="24"/>
+                <w:vertAlign w:val="baseline"/>
+                <w:lang w:val="en-US"/>
+              </w:rPr>
+              <w:t>&lt;?xml version="1.0" encoding="utf-8"?&gt;</w:t>
+            </w:r>
+          </w:p>
+          <w:p>
+            <w:pPr>
+              <w:rPr>
+                <w:rFonts w:hint="default" w:ascii="Times New Roman" w:hAnsi="Times New Roman" w:cs="Times New Roman"/>
+                <w:sz w:val="24"/>
+                <w:szCs w:val="24"/>
+                <w:vertAlign w:val="baseline"/>
+                <w:lang w:val="en-US"/>
+              </w:rPr>
+            </w:pPr>
+            <w:r>
+              <w:rPr>
+                <w:rFonts w:hint="default" w:ascii="Times New Roman" w:hAnsi="Times New Roman" w:cs="Times New Roman"/>
+                <w:sz w:val="24"/>
+                <w:szCs w:val="24"/>
+                <w:vertAlign w:val="baseline"/>
+                <w:lang w:val="en-US"/>
+              </w:rPr>
+              <w:t>&lt;LinearLayout xmlns:android="http://schemas.android.com/apk/res/android"</w:t>
+            </w:r>
+          </w:p>
+          <w:p>
+            <w:pPr>
+              <w:rPr>
+                <w:rFonts w:hint="default" w:ascii="Times New Roman" w:hAnsi="Times New Roman" w:cs="Times New Roman"/>
+                <w:sz w:val="24"/>
+                <w:szCs w:val="24"/>
+                <w:vertAlign w:val="baseline"/>
+                <w:lang w:val="en-US"/>
+              </w:rPr>
+            </w:pPr>
+            <w:r>
+              <w:rPr>
+                <w:rFonts w:hint="default" w:ascii="Times New Roman" w:hAnsi="Times New Roman" w:cs="Times New Roman"/>
+                <w:sz w:val="24"/>
+                <w:szCs w:val="24"/>
+                <w:vertAlign w:val="baseline"/>
+                <w:lang w:val="en-US"/>
+              </w:rPr>
+              <w:t xml:space="preserve">    xmlns:app="http://schemas.android.com/apk/res-auto"</w:t>
+            </w:r>
+          </w:p>
+          <w:p>
+            <w:pPr>
+              <w:rPr>
+                <w:rFonts w:hint="default" w:ascii="Times New Roman" w:hAnsi="Times New Roman" w:cs="Times New Roman"/>
+                <w:sz w:val="24"/>
+                <w:szCs w:val="24"/>
+                <w:vertAlign w:val="baseline"/>
+                <w:lang w:val="en-US"/>
+              </w:rPr>
+            </w:pPr>
+            <w:r>
+              <w:rPr>
+                <w:rFonts w:hint="default" w:ascii="Times New Roman" w:hAnsi="Times New Roman" w:cs="Times New Roman"/>
+                <w:sz w:val="24"/>
+                <w:szCs w:val="24"/>
+                <w:vertAlign w:val="baseline"/>
+                <w:lang w:val="en-US"/>
+              </w:rPr>
+              <w:t xml:space="preserve">    xmlns:tools="http://schemas.android.com/tools"</w:t>
+            </w:r>
+          </w:p>
+          <w:p>
+            <w:pPr>
+              <w:rPr>
+                <w:rFonts w:hint="default" w:ascii="Times New Roman" w:hAnsi="Times New Roman" w:cs="Times New Roman"/>
+                <w:sz w:val="24"/>
+                <w:szCs w:val="24"/>
+                <w:vertAlign w:val="baseline"/>
+                <w:lang w:val="en-US"/>
+              </w:rPr>
+            </w:pPr>
+            <w:r>
+              <w:rPr>
+                <w:rFonts w:hint="default" w:ascii="Times New Roman" w:hAnsi="Times New Roman" w:cs="Times New Roman"/>
+                <w:sz w:val="24"/>
+                <w:szCs w:val="24"/>
+                <w:vertAlign w:val="baseline"/>
+                <w:lang w:val="en-US"/>
+              </w:rPr>
+              <w:t xml:space="preserve">    android:id="@+id/main"</w:t>
+            </w:r>
+          </w:p>
+          <w:p>
+            <w:pPr>
+              <w:rPr>
+                <w:rFonts w:hint="default" w:ascii="Times New Roman" w:hAnsi="Times New Roman" w:cs="Times New Roman"/>
+                <w:sz w:val="24"/>
+                <w:szCs w:val="24"/>
+                <w:vertAlign w:val="baseline"/>
+                <w:lang w:val="en-US"/>
+              </w:rPr>
+            </w:pPr>
+            <w:r>
+              <w:rPr>
+                <w:rFonts w:hint="default" w:ascii="Times New Roman" w:hAnsi="Times New Roman" w:cs="Times New Roman"/>
+                <w:sz w:val="24"/>
+                <w:szCs w:val="24"/>
+                <w:vertAlign w:val="baseline"/>
+                <w:lang w:val="en-US"/>
+              </w:rPr>
+              <w:t xml:space="preserve">    android:layout_width="match_parent"</w:t>
+            </w:r>
+          </w:p>
+          <w:p>
+            <w:pPr>
+              <w:rPr>
+                <w:rFonts w:hint="default" w:ascii="Times New Roman" w:hAnsi="Times New Roman" w:cs="Times New Roman"/>
+                <w:sz w:val="24"/>
+                <w:szCs w:val="24"/>
+                <w:vertAlign w:val="baseline"/>
+                <w:lang w:val="en-US"/>
+              </w:rPr>
+            </w:pPr>
+            <w:r>
+              <w:rPr>
+                <w:rFonts w:hint="default" w:ascii="Times New Roman" w:hAnsi="Times New Roman" w:cs="Times New Roman"/>
+                <w:sz w:val="24"/>
+                <w:szCs w:val="24"/>
+                <w:vertAlign w:val="baseline"/>
+                <w:lang w:val="en-US"/>
+              </w:rPr>
+              <w:t xml:space="preserve">    android:layout_height="match_parent"</w:t>
+            </w:r>
+          </w:p>
+          <w:p>
+            <w:pPr>
+              <w:rPr>
+                <w:rFonts w:hint="default" w:ascii="Times New Roman" w:hAnsi="Times New Roman" w:cs="Times New Roman"/>
+                <w:sz w:val="24"/>
+                <w:szCs w:val="24"/>
+                <w:vertAlign w:val="baseline"/>
+                <w:lang w:val="en-US"/>
+              </w:rPr>
+            </w:pPr>
+            <w:r>
+              <w:rPr>
+                <w:rFonts w:hint="default" w:ascii="Times New Roman" w:hAnsi="Times New Roman" w:cs="Times New Roman"/>
+                <w:sz w:val="24"/>
+                <w:szCs w:val="24"/>
+                <w:vertAlign w:val="baseline"/>
+                <w:lang w:val="en-US"/>
+              </w:rPr>
+              <w:t xml:space="preserve">    android:background="#5900BCD4"</w:t>
+            </w:r>
+          </w:p>
+          <w:p>
+            <w:pPr>
+              <w:rPr>
+                <w:rFonts w:hint="default" w:ascii="Times New Roman" w:hAnsi="Times New Roman" w:cs="Times New Roman"/>
+                <w:sz w:val="24"/>
+                <w:szCs w:val="24"/>
+                <w:vertAlign w:val="baseline"/>
+                <w:lang w:val="en-US"/>
+              </w:rPr>
+            </w:pPr>
+            <w:r>
+              <w:rPr>
+                <w:rFonts w:hint="default" w:ascii="Times New Roman" w:hAnsi="Times New Roman" w:cs="Times New Roman"/>
+                <w:sz w:val="24"/>
+                <w:szCs w:val="24"/>
+                <w:vertAlign w:val="baseline"/>
+                <w:lang w:val="en-US"/>
+              </w:rPr>
+              <w:t xml:space="preserve">    android:orientation="vertical"</w:t>
+            </w:r>
+          </w:p>
+          <w:p>
+            <w:pPr>
+              <w:rPr>
+                <w:rFonts w:hint="default" w:ascii="Times New Roman" w:hAnsi="Times New Roman" w:cs="Times New Roman"/>
+                <w:sz w:val="24"/>
+                <w:szCs w:val="24"/>
+                <w:vertAlign w:val="baseline"/>
+                <w:lang w:val="en-US"/>
+              </w:rPr>
+            </w:pPr>
+            <w:r>
+              <w:rPr>
+                <w:rFonts w:hint="default" w:ascii="Times New Roman" w:hAnsi="Times New Roman" w:cs="Times New Roman"/>
+                <w:sz w:val="24"/>
+                <w:szCs w:val="24"/>
+                <w:vertAlign w:val="baseline"/>
+                <w:lang w:val="en-US"/>
+              </w:rPr>
+              <w:t xml:space="preserve">    tools:context=".MainActivity"&gt;</w:t>
+            </w:r>
+          </w:p>
+          <w:p>
+            <w:pPr>
+              <w:rPr>
+                <w:rFonts w:hint="default" w:ascii="Times New Roman" w:hAnsi="Times New Roman" w:cs="Times New Roman"/>
+                <w:sz w:val="24"/>
+                <w:szCs w:val="24"/>
+                <w:vertAlign w:val="baseline"/>
+                <w:lang w:val="en-US"/>
+              </w:rPr>
+            </w:pPr>
+          </w:p>
+          <w:p>
+            <w:pPr>
+              <w:rPr>
+                <w:rFonts w:hint="default" w:ascii="Times New Roman" w:hAnsi="Times New Roman" w:cs="Times New Roman"/>
+                <w:sz w:val="24"/>
+                <w:szCs w:val="24"/>
+                <w:vertAlign w:val="baseline"/>
+                <w:lang w:val="en-US"/>
+              </w:rPr>
+            </w:pPr>
+            <w:r>
+              <w:rPr>
+                <w:rFonts w:hint="default" w:ascii="Times New Roman" w:hAnsi="Times New Roman" w:cs="Times New Roman"/>
+                <w:sz w:val="24"/>
+                <w:szCs w:val="24"/>
+                <w:vertAlign w:val="baseline"/>
+                <w:lang w:val="en-US"/>
+              </w:rPr>
+              <w:t xml:space="preserve">    &lt;TextView</w:t>
+            </w:r>
+          </w:p>
+          <w:p>
+            <w:pPr>
+              <w:rPr>
+                <w:rFonts w:hint="default" w:ascii="Times New Roman" w:hAnsi="Times New Roman" w:cs="Times New Roman"/>
+                <w:sz w:val="24"/>
+                <w:szCs w:val="24"/>
+                <w:vertAlign w:val="baseline"/>
+                <w:lang w:val="en-US"/>
+              </w:rPr>
+            </w:pPr>
+            <w:r>
+              <w:rPr>
+                <w:rFonts w:hint="default" w:ascii="Times New Roman" w:hAnsi="Times New Roman" w:cs="Times New Roman"/>
+                <w:sz w:val="24"/>
+                <w:szCs w:val="24"/>
+                <w:vertAlign w:val="baseline"/>
+                <w:lang w:val="en-US"/>
+              </w:rPr>
+              <w:t xml:space="preserve">        android:id="@+id/tvName"</w:t>
+            </w:r>
+          </w:p>
+          <w:p>
+            <w:pPr>
+              <w:rPr>
+                <w:rFonts w:hint="default" w:ascii="Times New Roman" w:hAnsi="Times New Roman" w:cs="Times New Roman"/>
+                <w:sz w:val="24"/>
+                <w:szCs w:val="24"/>
+                <w:vertAlign w:val="baseline"/>
+                <w:lang w:val="en-US"/>
+              </w:rPr>
+            </w:pPr>
+            <w:r>
+              <w:rPr>
+                <w:rFonts w:hint="default" w:ascii="Times New Roman" w:hAnsi="Times New Roman" w:cs="Times New Roman"/>
+                <w:sz w:val="24"/>
+                <w:szCs w:val="24"/>
+                <w:vertAlign w:val="baseline"/>
+                <w:lang w:val="en-US"/>
+              </w:rPr>
+              <w:t xml:space="preserve">        android:layout_width="match_parent"</w:t>
+            </w:r>
+          </w:p>
+          <w:p>
+            <w:pPr>
+              <w:rPr>
+                <w:rFonts w:hint="default" w:ascii="Times New Roman" w:hAnsi="Times New Roman" w:cs="Times New Roman"/>
+                <w:sz w:val="24"/>
+                <w:szCs w:val="24"/>
+                <w:vertAlign w:val="baseline"/>
+                <w:lang w:val="en-US"/>
+              </w:rPr>
+            </w:pPr>
+            <w:r>
+              <w:rPr>
+                <w:rFonts w:hint="default" w:ascii="Times New Roman" w:hAnsi="Times New Roman" w:cs="Times New Roman"/>
+                <w:sz w:val="24"/>
+                <w:szCs w:val="24"/>
+                <w:vertAlign w:val="baseline"/>
+                <w:lang w:val="en-US"/>
+              </w:rPr>
+              <w:t xml:space="preserve">        android:layout_height="82dp"</w:t>
+            </w:r>
+          </w:p>
+          <w:p>
+            <w:pPr>
+              <w:rPr>
+                <w:rFonts w:hint="default" w:ascii="Times New Roman" w:hAnsi="Times New Roman" w:cs="Times New Roman"/>
+                <w:sz w:val="24"/>
+                <w:szCs w:val="24"/>
+                <w:vertAlign w:val="baseline"/>
+                <w:lang w:val="en-US"/>
+              </w:rPr>
+            </w:pPr>
+            <w:r>
+              <w:rPr>
+                <w:rFonts w:hint="default" w:ascii="Times New Roman" w:hAnsi="Times New Roman" w:cs="Times New Roman"/>
+                <w:sz w:val="24"/>
+                <w:szCs w:val="24"/>
+                <w:vertAlign w:val="baseline"/>
+                <w:lang w:val="en-US"/>
+              </w:rPr>
+              <w:t xml:space="preserve">        android:layout_marginTop="30dp"</w:t>
+            </w:r>
+          </w:p>
+          <w:p>
+            <w:pPr>
+              <w:rPr>
+                <w:rFonts w:hint="default" w:ascii="Times New Roman" w:hAnsi="Times New Roman" w:cs="Times New Roman"/>
+                <w:sz w:val="24"/>
+                <w:szCs w:val="24"/>
+                <w:vertAlign w:val="baseline"/>
+                <w:lang w:val="en-US"/>
+              </w:rPr>
+            </w:pPr>
+            <w:r>
+              <w:rPr>
+                <w:rFonts w:hint="default" w:ascii="Times New Roman" w:hAnsi="Times New Roman" w:cs="Times New Roman"/>
+                <w:sz w:val="24"/>
+                <w:szCs w:val="24"/>
+                <w:vertAlign w:val="baseline"/>
+                <w:lang w:val="en-US"/>
+              </w:rPr>
+              <w:t xml:space="preserve">        android:lineSpacingExtra="24sp"</w:t>
+            </w:r>
+          </w:p>
+          <w:p>
+            <w:pPr>
+              <w:rPr>
+                <w:rFonts w:hint="default" w:ascii="Times New Roman" w:hAnsi="Times New Roman" w:cs="Times New Roman"/>
+                <w:sz w:val="24"/>
+                <w:szCs w:val="24"/>
+                <w:vertAlign w:val="baseline"/>
+                <w:lang w:val="en-US"/>
+              </w:rPr>
+            </w:pPr>
+            <w:r>
+              <w:rPr>
+                <w:rFonts w:hint="default" w:ascii="Times New Roman" w:hAnsi="Times New Roman" w:cs="Times New Roman"/>
+                <w:sz w:val="24"/>
+                <w:szCs w:val="24"/>
+                <w:vertAlign w:val="baseline"/>
+                <w:lang w:val="en-US"/>
+              </w:rPr>
+              <w:t xml:space="preserve">        android:text="Name"</w:t>
+            </w:r>
+          </w:p>
+          <w:p>
+            <w:pPr>
+              <w:rPr>
+                <w:rFonts w:hint="default" w:ascii="Times New Roman" w:hAnsi="Times New Roman" w:cs="Times New Roman"/>
+                <w:sz w:val="24"/>
+                <w:szCs w:val="24"/>
+                <w:vertAlign w:val="baseline"/>
+                <w:lang w:val="en-US"/>
+              </w:rPr>
+            </w:pPr>
+            <w:r>
+              <w:rPr>
+                <w:rFonts w:hint="default" w:ascii="Times New Roman" w:hAnsi="Times New Roman" w:cs="Times New Roman"/>
+                <w:sz w:val="24"/>
+                <w:szCs w:val="24"/>
+                <w:vertAlign w:val="baseline"/>
+                <w:lang w:val="en-US"/>
+              </w:rPr>
+              <w:t xml:space="preserve">        android:textAlignment="center"</w:t>
+            </w:r>
+          </w:p>
+          <w:p>
+            <w:pPr>
+              <w:rPr>
+                <w:rFonts w:hint="default" w:ascii="Times New Roman" w:hAnsi="Times New Roman" w:cs="Times New Roman"/>
+                <w:sz w:val="24"/>
+                <w:szCs w:val="24"/>
+                <w:vertAlign w:val="baseline"/>
+                <w:lang w:val="en-US"/>
+              </w:rPr>
+            </w:pPr>
+            <w:r>
+              <w:rPr>
+                <w:rFonts w:hint="default" w:ascii="Times New Roman" w:hAnsi="Times New Roman" w:cs="Times New Roman"/>
+                <w:sz w:val="24"/>
+                <w:szCs w:val="24"/>
+                <w:vertAlign w:val="baseline"/>
+                <w:lang w:val="en-US"/>
+              </w:rPr>
+              <w:t xml:space="preserve">        android:textSize="24sp"</w:t>
+            </w:r>
+          </w:p>
+          <w:p>
+            <w:pPr>
+              <w:rPr>
+                <w:rFonts w:hint="default" w:ascii="Times New Roman" w:hAnsi="Times New Roman" w:cs="Times New Roman"/>
+                <w:sz w:val="24"/>
+                <w:szCs w:val="24"/>
+                <w:vertAlign w:val="baseline"/>
+                <w:lang w:val="en-US"/>
+              </w:rPr>
+            </w:pPr>
+            <w:r>
+              <w:rPr>
+                <w:rFonts w:hint="default" w:ascii="Times New Roman" w:hAnsi="Times New Roman" w:cs="Times New Roman"/>
+                <w:sz w:val="24"/>
+                <w:szCs w:val="24"/>
+                <w:vertAlign w:val="baseline"/>
+                <w:lang w:val="en-US"/>
+              </w:rPr>
+              <w:t xml:space="preserve">        android:textStyle="bold" /&gt;</w:t>
+            </w:r>
+          </w:p>
+          <w:p>
+            <w:pPr>
+              <w:rPr>
+                <w:rFonts w:hint="default" w:ascii="Times New Roman" w:hAnsi="Times New Roman" w:cs="Times New Roman"/>
+                <w:sz w:val="24"/>
+                <w:szCs w:val="24"/>
+                <w:vertAlign w:val="baseline"/>
+                <w:lang w:val="en-US"/>
+              </w:rPr>
+            </w:pPr>
+          </w:p>
+          <w:p>
+            <w:pPr>
+              <w:rPr>
+                <w:rFonts w:hint="default" w:ascii="Times New Roman" w:hAnsi="Times New Roman" w:cs="Times New Roman"/>
+                <w:sz w:val="24"/>
+                <w:szCs w:val="24"/>
+                <w:vertAlign w:val="baseline"/>
+                <w:lang w:val="en-US"/>
+              </w:rPr>
+            </w:pPr>
+            <w:r>
+              <w:rPr>
+                <w:rFonts w:hint="default" w:ascii="Times New Roman" w:hAnsi="Times New Roman" w:cs="Times New Roman"/>
+                <w:sz w:val="24"/>
+                <w:szCs w:val="24"/>
+                <w:vertAlign w:val="baseline"/>
+                <w:lang w:val="en-US"/>
+              </w:rPr>
+              <w:t xml:space="preserve">    &lt;TextView</w:t>
+            </w:r>
+          </w:p>
+          <w:p>
+            <w:pPr>
+              <w:rPr>
+                <w:rFonts w:hint="default" w:ascii="Times New Roman" w:hAnsi="Times New Roman" w:cs="Times New Roman"/>
+                <w:sz w:val="24"/>
+                <w:szCs w:val="24"/>
+                <w:vertAlign w:val="baseline"/>
+                <w:lang w:val="en-US"/>
+              </w:rPr>
+            </w:pPr>
+            <w:r>
+              <w:rPr>
+                <w:rFonts w:hint="default" w:ascii="Times New Roman" w:hAnsi="Times New Roman" w:cs="Times New Roman"/>
+                <w:sz w:val="24"/>
+                <w:szCs w:val="24"/>
+                <w:vertAlign w:val="baseline"/>
+                <w:lang w:val="en-US"/>
+              </w:rPr>
+              <w:t xml:space="preserve">        android:id="@+id/tvEmail"</w:t>
+            </w:r>
+          </w:p>
+          <w:p>
+            <w:pPr>
+              <w:rPr>
+                <w:rFonts w:hint="default" w:ascii="Times New Roman" w:hAnsi="Times New Roman" w:cs="Times New Roman"/>
+                <w:sz w:val="24"/>
+                <w:szCs w:val="24"/>
+                <w:vertAlign w:val="baseline"/>
+                <w:lang w:val="en-US"/>
+              </w:rPr>
+            </w:pPr>
+            <w:r>
+              <w:rPr>
+                <w:rFonts w:hint="default" w:ascii="Times New Roman" w:hAnsi="Times New Roman" w:cs="Times New Roman"/>
+                <w:sz w:val="24"/>
+                <w:szCs w:val="24"/>
+                <w:vertAlign w:val="baseline"/>
+                <w:lang w:val="en-US"/>
+              </w:rPr>
+              <w:t xml:space="preserve">        android:layout_width="match_parent"</w:t>
+            </w:r>
+          </w:p>
+          <w:p>
+            <w:pPr>
+              <w:rPr>
+                <w:rFonts w:hint="default" w:ascii="Times New Roman" w:hAnsi="Times New Roman" w:cs="Times New Roman"/>
+                <w:sz w:val="24"/>
+                <w:szCs w:val="24"/>
+                <w:vertAlign w:val="baseline"/>
+                <w:lang w:val="en-US"/>
+              </w:rPr>
+            </w:pPr>
+            <w:r>
+              <w:rPr>
+                <w:rFonts w:hint="default" w:ascii="Times New Roman" w:hAnsi="Times New Roman" w:cs="Times New Roman"/>
+                <w:sz w:val="24"/>
+                <w:szCs w:val="24"/>
+                <w:vertAlign w:val="baseline"/>
+                <w:lang w:val="en-US"/>
+              </w:rPr>
+              <w:t xml:space="preserve">        android:layout_height="71dp"</w:t>
+            </w:r>
+          </w:p>
+          <w:p>
+            <w:pPr>
+              <w:rPr>
+                <w:rFonts w:hint="default" w:ascii="Times New Roman" w:hAnsi="Times New Roman" w:cs="Times New Roman"/>
+                <w:sz w:val="24"/>
+                <w:szCs w:val="24"/>
+                <w:vertAlign w:val="baseline"/>
+                <w:lang w:val="en-US"/>
+              </w:rPr>
+            </w:pPr>
+            <w:r>
+              <w:rPr>
+                <w:rFonts w:hint="default" w:ascii="Times New Roman" w:hAnsi="Times New Roman" w:cs="Times New Roman"/>
+                <w:sz w:val="24"/>
+                <w:szCs w:val="24"/>
+                <w:vertAlign w:val="baseline"/>
+                <w:lang w:val="en-US"/>
+              </w:rPr>
+              <w:t xml:space="preserve">        android:lineSpacingExtra="24sp"</w:t>
+            </w:r>
+          </w:p>
+          <w:p>
+            <w:pPr>
+              <w:rPr>
+                <w:rFonts w:hint="default" w:ascii="Times New Roman" w:hAnsi="Times New Roman" w:cs="Times New Roman"/>
+                <w:sz w:val="24"/>
+                <w:szCs w:val="24"/>
+                <w:vertAlign w:val="baseline"/>
+                <w:lang w:val="en-US"/>
+              </w:rPr>
+            </w:pPr>
+            <w:r>
+              <w:rPr>
+                <w:rFonts w:hint="default" w:ascii="Times New Roman" w:hAnsi="Times New Roman" w:cs="Times New Roman"/>
+                <w:sz w:val="24"/>
+                <w:szCs w:val="24"/>
+                <w:vertAlign w:val="baseline"/>
+                <w:lang w:val="en-US"/>
+              </w:rPr>
+              <w:t xml:space="preserve">        android:text="Email"</w:t>
+            </w:r>
+          </w:p>
+          <w:p>
+            <w:pPr>
+              <w:rPr>
+                <w:rFonts w:hint="default" w:ascii="Times New Roman" w:hAnsi="Times New Roman" w:cs="Times New Roman"/>
+                <w:sz w:val="24"/>
+                <w:szCs w:val="24"/>
+                <w:vertAlign w:val="baseline"/>
+                <w:lang w:val="en-US"/>
+              </w:rPr>
+            </w:pPr>
+            <w:r>
+              <w:rPr>
+                <w:rFonts w:hint="default" w:ascii="Times New Roman" w:hAnsi="Times New Roman" w:cs="Times New Roman"/>
+                <w:sz w:val="24"/>
+                <w:szCs w:val="24"/>
+                <w:vertAlign w:val="baseline"/>
+                <w:lang w:val="en-US"/>
+              </w:rPr>
+              <w:t xml:space="preserve">        android:textAlignment="center"</w:t>
+            </w:r>
+          </w:p>
+          <w:p>
+            <w:pPr>
+              <w:rPr>
+                <w:rFonts w:hint="default" w:ascii="Times New Roman" w:hAnsi="Times New Roman" w:cs="Times New Roman"/>
+                <w:sz w:val="24"/>
+                <w:szCs w:val="24"/>
+                <w:vertAlign w:val="baseline"/>
+                <w:lang w:val="en-US"/>
+              </w:rPr>
+            </w:pPr>
+            <w:r>
+              <w:rPr>
+                <w:rFonts w:hint="default" w:ascii="Times New Roman" w:hAnsi="Times New Roman" w:cs="Times New Roman"/>
+                <w:sz w:val="24"/>
+                <w:szCs w:val="24"/>
+                <w:vertAlign w:val="baseline"/>
+                <w:lang w:val="en-US"/>
+              </w:rPr>
+              <w:t xml:space="preserve">        android:textSize="24sp"</w:t>
+            </w:r>
+          </w:p>
+          <w:p>
+            <w:pPr>
+              <w:rPr>
+                <w:rFonts w:hint="default" w:ascii="Times New Roman" w:hAnsi="Times New Roman" w:cs="Times New Roman"/>
+                <w:sz w:val="24"/>
+                <w:szCs w:val="24"/>
+                <w:vertAlign w:val="baseline"/>
+                <w:lang w:val="en-US"/>
+              </w:rPr>
+            </w:pPr>
+            <w:r>
+              <w:rPr>
+                <w:rFonts w:hint="default" w:ascii="Times New Roman" w:hAnsi="Times New Roman" w:cs="Times New Roman"/>
+                <w:sz w:val="24"/>
+                <w:szCs w:val="24"/>
+                <w:vertAlign w:val="baseline"/>
+                <w:lang w:val="en-US"/>
+              </w:rPr>
+              <w:t xml:space="preserve">        android:textStyle="bold" /&gt;</w:t>
+            </w:r>
+          </w:p>
+          <w:p>
+            <w:pPr>
+              <w:rPr>
+                <w:rFonts w:hint="default" w:ascii="Times New Roman" w:hAnsi="Times New Roman" w:cs="Times New Roman"/>
+                <w:sz w:val="24"/>
+                <w:szCs w:val="24"/>
+                <w:vertAlign w:val="baseline"/>
+                <w:lang w:val="en-US"/>
+              </w:rPr>
+            </w:pPr>
+          </w:p>
+          <w:p>
+            <w:pPr>
+              <w:rPr>
+                <w:rFonts w:hint="default" w:ascii="Times New Roman" w:hAnsi="Times New Roman" w:cs="Times New Roman"/>
+                <w:sz w:val="24"/>
+                <w:szCs w:val="24"/>
+                <w:vertAlign w:val="baseline"/>
+                <w:lang w:val="en-US"/>
+              </w:rPr>
+            </w:pPr>
+            <w:r>
+              <w:rPr>
+                <w:rFonts w:hint="default" w:ascii="Times New Roman" w:hAnsi="Times New Roman" w:cs="Times New Roman"/>
+                <w:sz w:val="24"/>
+                <w:szCs w:val="24"/>
+                <w:vertAlign w:val="baseline"/>
+                <w:lang w:val="en-US"/>
+              </w:rPr>
+              <w:t>&lt;/LinearLayout&gt;</w:t>
+            </w:r>
+          </w:p>
+        </w:tc>
+      </w:tr>
+    </w:tbl>
     <w:p>
       <w:pPr>
         <w:rPr>
@@ -2058,8 +3086,6 @@
           <w:lang w:val="en-US"/>
         </w:rPr>
       </w:pPr>
-      <w:bookmarkStart w:id="0" w:name="_GoBack"/>
-      <w:bookmarkEnd w:id="0"/>
     </w:p>
     <w:sectPr>
       <w:pgSz w:w="11906" w:h="16838"/>
